--- a/Received/one/1, eng I.docx
+++ b/Received/one/1, eng I.docx
@@ -219,7 +219,7 @@
           </mc:Choice>
           <mc:Fallback>
             <w:pict>
-              <v:rect w14:anchorId="2C7792CE" id="Rectangle 1" o:spid="_x0000_s1026" style="position:absolute;margin-left:0;margin-top:.65pt;width:37.75pt;height:46.05pt;z-index:251645952;visibility:visible;mso-wrap-style:square;mso-width-percent:0;mso-height-percent:0;mso-wrap-distance-left:9pt;mso-wrap-distance-top:0;mso-wrap-distance-right:9pt;mso-wrap-distance-bottom:0;mso-position-horizontal:absolute;mso-position-horizontal-relative:margin;mso-position-vertical:absolute;mso-position-vertical-relative:text;mso-width-percent:0;mso-height-percent:0;mso-width-relative:margin;mso-height-relative:margin;v-text-anchor:middle" o:gfxdata="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" stroked="f" strokeweight="2pt">
+              <v:rect w14:anchorId="6427C1EF" id="Rectangle 1" o:spid="_x0000_s1026" style="position:absolute;margin-left:0;margin-top:.65pt;width:37.75pt;height:46.05pt;z-index:251645952;visibility:visible;mso-wrap-style:square;mso-width-percent:0;mso-height-percent:0;mso-wrap-distance-left:9pt;mso-wrap-distance-top:0;mso-wrap-distance-right:9pt;mso-wrap-distance-bottom:0;mso-position-horizontal:absolute;mso-position-horizontal-relative:margin;mso-position-vertical:absolute;mso-position-vertical-relative:text;mso-width-percent:0;mso-height-percent:0;mso-width-relative:margin;mso-height-relative:margin;v-text-anchor:middle" o:gfxdata="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" stroked="f" strokeweight="2pt">
                 <v:fill r:id="rId6" o:title="" recolor="t" rotate="t" type="frame"/>
                 <w10:wrap anchorx="margin"/>
               </v:rect>
@@ -273,27 +273,7 @@
           <w:sz w:val="24"/>
           <w:szCs w:val="24"/>
         </w:rPr>
-        <w:t xml:space="preserve">Ratnanagar-7, </w:t>
-      </w:r>
-      <w:proofErr w:type="spellStart"/>
-      <w:r>
-        <w:rPr>
-          <w:rFonts w:ascii="Times New Roman" w:hAnsi="Times New Roman" w:cs="Times New Roman"/>
-          <w:b/>
-          <w:sz w:val="24"/>
-          <w:szCs w:val="24"/>
-        </w:rPr>
-        <w:t>Sauraha</w:t>
-      </w:r>
-      <w:proofErr w:type="spellEnd"/>
-      <w:r>
-        <w:rPr>
-          <w:rFonts w:ascii="Times New Roman" w:hAnsi="Times New Roman" w:cs="Times New Roman"/>
-          <w:b/>
-          <w:sz w:val="24"/>
-          <w:szCs w:val="24"/>
-        </w:rPr>
-        <w:t>, Chitwan</w:t>
+        <w:t>Ratnanagar-7, Sauraha, Chitwan</w:t>
       </w:r>
     </w:p>
     <w:p>
@@ -522,9 +502,8 @@
           <w:sz w:val="24"/>
           <w:szCs w:val="24"/>
         </w:rPr>
-        <w:t xml:space="preserve">Time: </w:t>
-      </w:r>
-      <w:proofErr w:type="gramStart"/>
+        <w:t>Time: -</w:t>
+      </w:r>
       <w:r>
         <w:rPr>
           <w:rFonts w:ascii="Times New Roman" w:hAnsi="Times New Roman" w:cs="Times New Roman"/>
@@ -532,7 +511,7 @@
           <w:sz w:val="24"/>
           <w:szCs w:val="24"/>
         </w:rPr>
-        <w:t>-</w:t>
+        <w:t xml:space="preserve">  2 hrs.</w:t>
       </w:r>
       <w:r>
         <w:rPr>
@@ -541,7 +520,7 @@
           <w:sz w:val="24"/>
           <w:szCs w:val="24"/>
         </w:rPr>
-        <w:t xml:space="preserve">  </w:t>
+        <w:tab/>
       </w:r>
       <w:r>
         <w:rPr>
@@ -550,9 +529,8 @@
           <w:sz w:val="24"/>
           <w:szCs w:val="24"/>
         </w:rPr>
-        <w:t>2</w:t>
-      </w:r>
-      <w:proofErr w:type="gramEnd"/>
+        <w:tab/>
+      </w:r>
       <w:r>
         <w:rPr>
           <w:rFonts w:ascii="Times New Roman" w:hAnsi="Times New Roman" w:cs="Times New Roman"/>
@@ -560,7 +538,7 @@
           <w:sz w:val="24"/>
           <w:szCs w:val="24"/>
         </w:rPr>
-        <w:t xml:space="preserve"> </w:t>
+        <w:tab/>
       </w:r>
       <w:r>
         <w:rPr>
@@ -569,7 +547,7 @@
           <w:sz w:val="24"/>
           <w:szCs w:val="24"/>
         </w:rPr>
-        <w:t>hrs.</w:t>
+        <w:tab/>
       </w:r>
       <w:r>
         <w:rPr>
@@ -584,42 +562,6 @@
         <w:rPr>
           <w:rFonts w:ascii="Times New Roman" w:hAnsi="Times New Roman" w:cs="Times New Roman"/>
           <w:b/>
-          <w:sz w:val="24"/>
-          <w:szCs w:val="24"/>
-        </w:rPr>
-        <w:tab/>
-      </w:r>
-      <w:r>
-        <w:rPr>
-          <w:rFonts w:ascii="Times New Roman" w:hAnsi="Times New Roman" w:cs="Times New Roman"/>
-          <w:b/>
-          <w:sz w:val="24"/>
-          <w:szCs w:val="24"/>
-        </w:rPr>
-        <w:tab/>
-      </w:r>
-      <w:r>
-        <w:rPr>
-          <w:rFonts w:ascii="Times New Roman" w:hAnsi="Times New Roman" w:cs="Times New Roman"/>
-          <w:b/>
-          <w:sz w:val="24"/>
-          <w:szCs w:val="24"/>
-        </w:rPr>
-        <w:tab/>
-      </w:r>
-      <w:r>
-        <w:rPr>
-          <w:rFonts w:ascii="Times New Roman" w:hAnsi="Times New Roman" w:cs="Times New Roman"/>
-          <w:b/>
-          <w:sz w:val="24"/>
-          <w:szCs w:val="24"/>
-        </w:rPr>
-        <w:tab/>
-      </w:r>
-      <w:r>
-        <w:rPr>
-          <w:rFonts w:ascii="Times New Roman" w:hAnsi="Times New Roman" w:cs="Times New Roman"/>
-          <w:b/>
           <w:sz w:val="28"/>
           <w:szCs w:val="28"/>
         </w:rPr>
@@ -632,16 +574,7 @@
           <w:sz w:val="28"/>
           <w:szCs w:val="28"/>
         </w:rPr>
-        <w:t xml:space="preserve"> </w:t>
-      </w:r>
-      <w:r>
-        <w:rPr>
-          <w:rFonts w:ascii="Times New Roman" w:hAnsi="Times New Roman" w:cs="Times New Roman"/>
-          <w:b/>
-          <w:sz w:val="28"/>
-          <w:szCs w:val="28"/>
-        </w:rPr>
-        <w:t>50</w:t>
+        <w:t xml:space="preserve"> 50</w:t>
       </w:r>
       <w:r>
         <w:rPr>
@@ -682,16 +615,7 @@
           <w:sz w:val="28"/>
           <w:szCs w:val="28"/>
         </w:rPr>
-        <w:t xml:space="preserve"> English I</w:t>
-      </w:r>
-      <w:r>
-        <w:rPr>
-          <w:rFonts w:ascii="Times New Roman" w:hAnsi="Times New Roman" w:cs="Times New Roman"/>
-          <w:b/>
-          <w:sz w:val="28"/>
-          <w:szCs w:val="28"/>
-        </w:rPr>
-        <w:t xml:space="preserve"> </w:t>
+        <w:t xml:space="preserve"> English I </w:t>
       </w:r>
     </w:p>
     <w:tbl>
@@ -867,7 +791,7 @@
                 </mc:Choice>
                 <mc:Fallback>
                   <w:pict>
-                    <v:rect w14:anchorId="1FE6C682" id="Rectangle 2" o:spid="_x0000_s1026" style="position:absolute;margin-left:427.35pt;margin-top:8.15pt;width:86.25pt;height:34.35pt;z-index:251646976;visibility:visible;mso-wrap-style:square;mso-width-percent:0;mso-height-percent:0;mso-wrap-distance-left:9pt;mso-wrap-distance-top:0;mso-wrap-distance-right:9pt;mso-wrap-distance-bottom:0;mso-position-horizontal:absolute;mso-position-horizontal-relative:text;mso-position-vertical:absolute;mso-position-vertical-relative:text;mso-width-percent:0;mso-height-percent:0;mso-width-relative:page;mso-height-relative:margin;v-text-anchor:middle" o:gfxdata="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" fillcolor="white [3201]" strokecolor="black [3213]" strokeweight="2.25pt">
+                    <v:rect w14:anchorId="3ACB2BF3" id="Rectangle 2" o:spid="_x0000_s1026" style="position:absolute;margin-left:427.35pt;margin-top:8.15pt;width:86.25pt;height:34.35pt;z-index:251646976;visibility:visible;mso-wrap-style:square;mso-width-percent:0;mso-height-percent:0;mso-wrap-distance-left:9pt;mso-wrap-distance-top:0;mso-wrap-distance-right:9pt;mso-wrap-distance-bottom:0;mso-position-horizontal:absolute;mso-position-horizontal-relative:text;mso-position-vertical:absolute;mso-position-vertical-relative:text;mso-width-percent:0;mso-height-percent:0;mso-width-relative:page;mso-height-relative:margin;v-text-anchor:middle" o:gfxdata="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" fillcolor="white [3201]" strokecolor="black [3213]" strokeweight="2.25pt">
                       <v:path arrowok="t"/>
                     </v:rect>
                   </w:pict>
@@ -1120,7 +1044,7 @@
           <w:sz w:val="28"/>
           <w:szCs w:val="28"/>
         </w:rPr>
-        <w:t xml:space="preserve">               A little bird</w:t>
+        <w:t xml:space="preserve">              A little bird</w:t>
       </w:r>
       <w:r>
         <w:rPr>
@@ -1283,7 +1207,7 @@
     <w:p>
       <w:pPr>
         <w:suppressLineNumbers/>
-        <w:spacing w:after="0"/>
+        <w:spacing w:after="0" w:line="360" w:lineRule="auto"/>
         <w:rPr>
           <w:rFonts w:ascii="Times New Roman" w:hAnsi="Times New Roman" w:cs="Times New Roman"/>
           <w:sz w:val="28"/>
@@ -1318,7 +1242,7 @@
     <w:p>
       <w:pPr>
         <w:suppressLineNumbers/>
-        <w:spacing w:after="0"/>
+        <w:spacing w:after="0" w:line="360" w:lineRule="auto"/>
         <w:ind w:left="105"/>
         <w:rPr>
           <w:rFonts w:ascii="Times New Roman" w:hAnsi="Times New Roman" w:cs="Times New Roman"/>
@@ -1346,7 +1270,7 @@
     <w:p>
       <w:pPr>
         <w:suppressLineNumbers/>
-        <w:spacing w:after="0"/>
+        <w:spacing w:after="0" w:line="360" w:lineRule="auto"/>
         <w:ind w:left="105"/>
         <w:rPr>
           <w:rFonts w:ascii="Times New Roman" w:hAnsi="Times New Roman" w:cs="Times New Roman"/>
@@ -1504,7 +1428,7 @@
           </mc:Choice>
           <mc:Fallback>
             <w:pict>
-              <v:rect w14:anchorId="68D52352" id="Rectangle 1" o:spid="_x0000_s1026" style="position:absolute;margin-left:225.05pt;margin-top:18.55pt;width:51.95pt;height:17.5pt;z-index:251652096;visibility:visible;mso-wrap-style:square;mso-wrap-distance-left:9pt;mso-wrap-distance-top:0;mso-wrap-distance-right:9pt;mso-wrap-distance-bottom:0;mso-position-horizontal:absolute;mso-position-horizontal-relative:text;mso-position-vertical:absolute;mso-position-vertical-relative:text;v-text-anchor:middle" o:gfxdata="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" filled="f" strokecolor="#0a121c [484]" strokeweight=".25pt"/>
+              <v:rect w14:anchorId="12A6FBE9" id="Rectangle 1" o:spid="_x0000_s1026" style="position:absolute;margin-left:225.05pt;margin-top:18.55pt;width:51.95pt;height:17.5pt;z-index:251652096;visibility:visible;mso-wrap-style:square;mso-wrap-distance-left:9pt;mso-wrap-distance-top:0;mso-wrap-distance-right:9pt;mso-wrap-distance-bottom:0;mso-position-horizontal:absolute;mso-position-horizontal-relative:text;mso-position-vertical:absolute;mso-position-vertical-relative:text;v-text-anchor:middle" o:gfxdata="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" filled="f" strokecolor="#0a121c [484]" strokeweight=".25pt"/>
             </w:pict>
           </mc:Fallback>
         </mc:AlternateContent>
@@ -1743,7 +1667,7 @@
           </mc:Choice>
           <mc:Fallback>
             <w:pict>
-              <v:rect w14:anchorId="4CE29C74" id="Rectangle 1" o:spid="_x0000_s1026" style="position:absolute;margin-left:193.2pt;margin-top:3.45pt;width:51.95pt;height:17.5pt;z-index:251656192;visibility:visible;mso-wrap-style:square;mso-wrap-distance-left:9pt;mso-wrap-distance-top:0;mso-wrap-distance-right:9pt;mso-wrap-distance-bottom:0;mso-position-horizontal:absolute;mso-position-horizontal-relative:text;mso-position-vertical:absolute;mso-position-vertical-relative:text;v-text-anchor:middle" o:gfxdata="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" filled="f" strokecolor="#0a121c [484]" strokeweight=".25pt"/>
+              <v:rect w14:anchorId="48039D40" id="Rectangle 1" o:spid="_x0000_s1026" style="position:absolute;margin-left:193.2pt;margin-top:3.45pt;width:51.95pt;height:17.5pt;z-index:251656192;visibility:visible;mso-wrap-style:square;mso-wrap-distance-left:9pt;mso-wrap-distance-top:0;mso-wrap-distance-right:9pt;mso-wrap-distance-bottom:0;mso-position-horizontal:absolute;mso-position-horizontal-relative:text;mso-position-vertical:absolute;mso-position-vertical-relative:text;v-text-anchor:middle" o:gfxdata="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" filled="f" strokecolor="#0a121c [484]" strokeweight=".25pt"/>
             </w:pict>
           </mc:Fallback>
         </mc:AlternateContent>
@@ -1816,7 +1740,7 @@
           </mc:Choice>
           <mc:Fallback>
             <w:pict>
-              <v:rect w14:anchorId="238BA220" id="Rectangle 1" o:spid="_x0000_s1026" style="position:absolute;margin-left:279.85pt;margin-top:17.8pt;width:51.95pt;height:17.55pt;z-index:251659264;visibility:visible;mso-wrap-style:square;mso-wrap-distance-left:9pt;mso-wrap-distance-top:0;mso-wrap-distance-right:9pt;mso-wrap-distance-bottom:0;mso-position-horizontal:absolute;mso-position-horizontal-relative:text;mso-position-vertical:absolute;mso-position-vertical-relative:text;v-text-anchor:middle" o:gfxdata="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" filled="f" strokecolor="#0a121c [484]" strokeweight=".25pt"/>
+              <v:rect w14:anchorId="6ED12836" id="Rectangle 1" o:spid="_x0000_s1026" style="position:absolute;margin-left:279.85pt;margin-top:17.8pt;width:51.95pt;height:17.55pt;z-index:251659264;visibility:visible;mso-wrap-style:square;mso-wrap-distance-left:9pt;mso-wrap-distance-top:0;mso-wrap-distance-right:9pt;mso-wrap-distance-bottom:0;mso-position-horizontal:absolute;mso-position-horizontal-relative:text;mso-position-vertical:absolute;mso-position-vertical-relative:text;v-text-anchor:middle" o:gfxdata="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" filled="f" strokecolor="#0a121c [484]" strokeweight=".25pt"/>
             </w:pict>
           </mc:Fallback>
         </mc:AlternateContent>
@@ -1897,6 +1821,20 @@
         </w:rPr>
         <w:t xml:space="preserve"> </w:t>
       </w:r>
+    </w:p>
+    <w:p>
+      <w:pPr>
+        <w:suppressLineNumbers/>
+        <w:spacing w:after="0"/>
+        <w:ind w:left="105"/>
+        <w:rPr>
+          <w:rFonts w:ascii="Times New Roman" w:hAnsi="Times New Roman" w:cs="Times New Roman"/>
+          <w:b/>
+          <w:bCs/>
+          <w:sz w:val="28"/>
+          <w:szCs w:val="28"/>
+        </w:rPr>
+      </w:pPr>
     </w:p>
     <w:p>
       <w:pPr>
@@ -2084,7 +2022,7 @@
           <w:numId w:val="2"/>
         </w:numPr>
         <w:suppressLineNumbers/>
-        <w:spacing w:after="0"/>
+        <w:spacing w:after="0" w:line="480" w:lineRule="auto"/>
         <w:rPr>
           <w:rFonts w:ascii="Times New Roman" w:hAnsi="Times New Roman" w:cs="Times New Roman"/>
           <w:sz w:val="28"/>
@@ -2124,38 +2062,20 @@
           <w:numId w:val="2"/>
         </w:numPr>
         <w:suppressLineNumbers/>
-        <w:spacing w:after="0"/>
-        <w:rPr>
-          <w:rFonts w:ascii="Times New Roman" w:hAnsi="Times New Roman" w:cs="Times New Roman"/>
-          <w:sz w:val="28"/>
-          <w:szCs w:val="28"/>
-        </w:rPr>
-      </w:pPr>
-      <w:r>
-        <w:rPr>
-          <w:rFonts w:ascii="Times New Roman" w:hAnsi="Times New Roman" w:cs="Times New Roman"/>
-          <w:sz w:val="28"/>
-          <w:szCs w:val="28"/>
-        </w:rPr>
-        <w:t>The teacher lived in a _______</w:t>
-      </w:r>
-      <w:proofErr w:type="gramStart"/>
-      <w:r>
-        <w:rPr>
-          <w:rFonts w:ascii="Times New Roman" w:hAnsi="Times New Roman" w:cs="Times New Roman"/>
-          <w:sz w:val="28"/>
-          <w:szCs w:val="28"/>
-        </w:rPr>
-        <w:t>_  village</w:t>
-      </w:r>
-      <w:proofErr w:type="gramEnd"/>
-      <w:r>
-        <w:rPr>
-          <w:rFonts w:ascii="Times New Roman" w:hAnsi="Times New Roman" w:cs="Times New Roman"/>
-          <w:sz w:val="28"/>
-          <w:szCs w:val="28"/>
-        </w:rPr>
-        <w:t>.</w:t>
+        <w:spacing w:after="0" w:line="480" w:lineRule="auto"/>
+        <w:rPr>
+          <w:rFonts w:ascii="Times New Roman" w:hAnsi="Times New Roman" w:cs="Times New Roman"/>
+          <w:sz w:val="28"/>
+          <w:szCs w:val="28"/>
+        </w:rPr>
+      </w:pPr>
+      <w:r>
+        <w:rPr>
+          <w:rFonts w:ascii="Times New Roman" w:hAnsi="Times New Roman" w:cs="Times New Roman"/>
+          <w:sz w:val="28"/>
+          <w:szCs w:val="28"/>
+        </w:rPr>
+        <w:t>The teacher lived in a ________  village.</w:t>
       </w:r>
     </w:p>
     <w:p>
@@ -2166,38 +2086,20 @@
           <w:numId w:val="2"/>
         </w:numPr>
         <w:suppressLineNumbers/>
-        <w:spacing w:after="0"/>
-        <w:rPr>
-          <w:rFonts w:ascii="Times New Roman" w:hAnsi="Times New Roman" w:cs="Times New Roman"/>
-          <w:sz w:val="28"/>
-          <w:szCs w:val="28"/>
-        </w:rPr>
-      </w:pPr>
-      <w:r>
-        <w:rPr>
-          <w:rFonts w:ascii="Times New Roman" w:hAnsi="Times New Roman" w:cs="Times New Roman"/>
-          <w:sz w:val="28"/>
-          <w:szCs w:val="28"/>
-        </w:rPr>
-        <w:t xml:space="preserve">Hema grandparent's __________ in </w:t>
-      </w:r>
-      <w:proofErr w:type="spellStart"/>
-      <w:r>
-        <w:rPr>
-          <w:rFonts w:ascii="Times New Roman" w:hAnsi="Times New Roman" w:cs="Times New Roman"/>
-          <w:sz w:val="28"/>
-          <w:szCs w:val="28"/>
-        </w:rPr>
-        <w:t>tanahum</w:t>
-      </w:r>
-      <w:proofErr w:type="spellEnd"/>
-      <w:r>
-        <w:rPr>
-          <w:rFonts w:ascii="Times New Roman" w:hAnsi="Times New Roman" w:cs="Times New Roman"/>
-          <w:sz w:val="28"/>
-          <w:szCs w:val="28"/>
-        </w:rPr>
-        <w:t>.</w:t>
+        <w:spacing w:after="0" w:line="480" w:lineRule="auto"/>
+        <w:rPr>
+          <w:rFonts w:ascii="Times New Roman" w:hAnsi="Times New Roman" w:cs="Times New Roman"/>
+          <w:sz w:val="28"/>
+          <w:szCs w:val="28"/>
+        </w:rPr>
+      </w:pPr>
+      <w:r>
+        <w:rPr>
+          <w:rFonts w:ascii="Times New Roman" w:hAnsi="Times New Roman" w:cs="Times New Roman"/>
+          <w:sz w:val="28"/>
+          <w:szCs w:val="28"/>
+        </w:rPr>
+        <w:t>Hema grandparent's __________ in tanahum.</w:t>
       </w:r>
     </w:p>
     <w:p>
@@ -2208,31 +2110,21 @@
           <w:numId w:val="2"/>
         </w:numPr>
         <w:suppressLineNumbers/>
-        <w:spacing w:after="0"/>
-        <w:rPr>
-          <w:rFonts w:ascii="Times New Roman" w:hAnsi="Times New Roman" w:cs="Times New Roman"/>
-          <w:sz w:val="28"/>
-          <w:szCs w:val="28"/>
-        </w:rPr>
-      </w:pPr>
-      <w:r>
-        <w:rPr>
-          <w:rFonts w:ascii="Times New Roman" w:hAnsi="Times New Roman" w:cs="Times New Roman"/>
-          <w:sz w:val="28"/>
-          <w:szCs w:val="28"/>
-        </w:rPr>
-        <w:t>The cow went into a ________</w:t>
-      </w:r>
-      <w:proofErr w:type="gramStart"/>
-      <w:r>
-        <w:rPr>
-          <w:rFonts w:ascii="Times New Roman" w:hAnsi="Times New Roman" w:cs="Times New Roman"/>
-          <w:sz w:val="28"/>
-          <w:szCs w:val="28"/>
-        </w:rPr>
-        <w:t>_ .</w:t>
-      </w:r>
-      <w:proofErr w:type="gramEnd"/>
+        <w:spacing w:after="0" w:line="480" w:lineRule="auto"/>
+        <w:rPr>
+          <w:rFonts w:ascii="Times New Roman" w:hAnsi="Times New Roman" w:cs="Times New Roman"/>
+          <w:sz w:val="28"/>
+          <w:szCs w:val="28"/>
+        </w:rPr>
+      </w:pPr>
+      <w:r>
+        <w:rPr>
+          <w:rFonts w:ascii="Times New Roman" w:hAnsi="Times New Roman" w:cs="Times New Roman"/>
+          <w:sz w:val="28"/>
+          <w:szCs w:val="28"/>
+        </w:rPr>
+        <w:t>The cow went into a _________ .</w:t>
+      </w:r>
     </w:p>
     <w:p>
       <w:pPr>
@@ -2242,21 +2134,34 @@
           <w:numId w:val="2"/>
         </w:numPr>
         <w:suppressLineNumbers/>
+        <w:spacing w:after="0" w:line="480" w:lineRule="auto"/>
+        <w:rPr>
+          <w:rFonts w:ascii="Times New Roman" w:hAnsi="Times New Roman" w:cs="Times New Roman"/>
+          <w:sz w:val="28"/>
+          <w:szCs w:val="28"/>
+        </w:rPr>
+      </w:pPr>
+      <w:r>
+        <w:rPr>
+          <w:rFonts w:ascii="Times New Roman" w:hAnsi="Times New Roman" w:cs="Times New Roman"/>
+          <w:sz w:val="28"/>
+          <w:szCs w:val="28"/>
+        </w:rPr>
+        <w:t>The ________ is beautiful.</w:t>
+      </w:r>
+    </w:p>
+    <w:p>
+      <w:pPr>
+        <w:suppressLineNumbers/>
         <w:spacing w:after="0"/>
         <w:rPr>
           <w:rFonts w:ascii="Times New Roman" w:hAnsi="Times New Roman" w:cs="Times New Roman"/>
-          <w:sz w:val="28"/>
-          <w:szCs w:val="28"/>
-        </w:rPr>
-      </w:pPr>
-      <w:r>
-        <w:rPr>
-          <w:rFonts w:ascii="Times New Roman" w:hAnsi="Times New Roman" w:cs="Times New Roman"/>
-          <w:sz w:val="28"/>
-          <w:szCs w:val="28"/>
-        </w:rPr>
-        <w:t>The ________ is beautiful.</w:t>
-      </w:r>
+          <w:b/>
+          <w:bCs/>
+          <w:sz w:val="28"/>
+          <w:szCs w:val="28"/>
+        </w:rPr>
+      </w:pPr>
     </w:p>
     <w:p>
       <w:pPr>
@@ -2338,7 +2243,7 @@
           </mc:Choice>
           <mc:Fallback>
             <w:pict>
-              <v:rect w14:anchorId="7BC628E9" id="Rectangle 1" o:spid="_x0000_s1026" style="position:absolute;margin-left:165.3pt;margin-top:18.5pt;width:51.95pt;height:17.5pt;z-index:251661312;visibility:visible;mso-wrap-style:square;mso-wrap-distance-left:9pt;mso-wrap-distance-top:0;mso-wrap-distance-right:9pt;mso-wrap-distance-bottom:0;mso-position-horizontal:absolute;mso-position-horizontal-relative:text;mso-position-vertical:absolute;mso-position-vertical-relative:text;v-text-anchor:middle" o:gfxdata="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" filled="f" strokecolor="#0a121c [484]" strokeweight=".25pt"/>
+              <v:rect w14:anchorId="7B4042D0" id="Rectangle 1" o:spid="_x0000_s1026" style="position:absolute;margin-left:165.3pt;margin-top:18.5pt;width:51.95pt;height:17.5pt;z-index:251661312;visibility:visible;mso-wrap-style:square;mso-wrap-distance-left:9pt;mso-wrap-distance-top:0;mso-wrap-distance-right:9pt;mso-wrap-distance-bottom:0;mso-position-horizontal:absolute;mso-position-horizontal-relative:text;mso-position-vertical:absolute;mso-position-vertical-relative:text;v-text-anchor:middle" o:gfxdata="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" filled="f" strokecolor="#0a121c [484]" strokeweight=".25pt"/>
             </w:pict>
           </mc:Fallback>
         </mc:AlternateContent>
@@ -2502,7 +2407,7 @@
           </mc:Choice>
           <mc:Fallback>
             <w:pict>
-              <v:rect w14:anchorId="3239D7C3" id="Rectangle 1" o:spid="_x0000_s1026" style="position:absolute;margin-left:240.4pt;margin-top:18.5pt;width:51.95pt;height:17.5pt;z-index:251663360;visibility:visible;mso-wrap-style:square;mso-wrap-distance-left:9pt;mso-wrap-distance-top:0;mso-wrap-distance-right:9pt;mso-wrap-distance-bottom:0;mso-position-horizontal:absolute;mso-position-horizontal-relative:text;mso-position-vertical:absolute;mso-position-vertical-relative:text;v-text-anchor:middle" o:gfxdata="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" filled="f" strokecolor="#0a121c [484]" strokeweight=".25pt"/>
+              <v:rect w14:anchorId="17AA8E7C" id="Rectangle 1" o:spid="_x0000_s1026" style="position:absolute;margin-left:240.4pt;margin-top:18.5pt;width:51.95pt;height:17.5pt;z-index:251663360;visibility:visible;mso-wrap-style:square;mso-wrap-distance-left:9pt;mso-wrap-distance-top:0;mso-wrap-distance-right:9pt;mso-wrap-distance-bottom:0;mso-position-horizontal:absolute;mso-position-horizontal-relative:text;mso-position-vertical:absolute;mso-position-vertical-relative:text;v-text-anchor:middle" o:gfxdata="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" filled="f" strokecolor="#0a121c [484]" strokeweight=".25pt"/>
             </w:pict>
           </mc:Fallback>
         </mc:AlternateContent>
@@ -2610,7 +2515,7 @@
           </mc:Choice>
           <mc:Fallback>
             <w:pict>
-              <v:rect w14:anchorId="252E4F58" id="Rectangle 1" o:spid="_x0000_s1026" style="position:absolute;margin-left:194.85pt;margin-top:18.45pt;width:51.95pt;height:17.5pt;z-index:251665408;visibility:visible;mso-wrap-style:square;mso-wrap-distance-left:9pt;mso-wrap-distance-top:0;mso-wrap-distance-right:9pt;mso-wrap-distance-bottom:0;mso-position-horizontal:absolute;mso-position-horizontal-relative:text;mso-position-vertical:absolute;mso-position-vertical-relative:text;v-text-anchor:middle" o:gfxdata="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" filled="f" strokecolor="#0a121c [484]" strokeweight=".25pt"/>
+              <v:rect w14:anchorId="18FA2BD5" id="Rectangle 1" o:spid="_x0000_s1026" style="position:absolute;margin-left:194.85pt;margin-top:18.45pt;width:51.95pt;height:17.5pt;z-index:251665408;visibility:visible;mso-wrap-style:square;mso-wrap-distance-left:9pt;mso-wrap-distance-top:0;mso-wrap-distance-right:9pt;mso-wrap-distance-bottom:0;mso-position-horizontal:absolute;mso-position-horizontal-relative:text;mso-position-vertical:absolute;mso-position-vertical-relative:text;v-text-anchor:middle" o:gfxdata="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" filled="f" strokecolor="#0a121c [484]" strokeweight=".25pt"/>
             </w:pict>
           </mc:Fallback>
         </mc:AlternateContent>
@@ -2726,7 +2631,7 @@
           </mc:Choice>
           <mc:Fallback>
             <w:pict>
-              <v:rect w14:anchorId="62B452FF" id="Rectangle 1" o:spid="_x0000_s1026" style="position:absolute;margin-left:291.75pt;margin-top:17.2pt;width:51.95pt;height:17.5pt;z-index:251667456;visibility:visible;mso-wrap-style:square;mso-wrap-distance-left:9pt;mso-wrap-distance-top:0;mso-wrap-distance-right:9pt;mso-wrap-distance-bottom:0;mso-position-horizontal:absolute;mso-position-horizontal-relative:text;mso-position-vertical:absolute;mso-position-vertical-relative:text;v-text-anchor:middle" o:gfxdata="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" filled="f" strokecolor="#0a121c [484]" strokeweight=".25pt"/>
+              <v:rect w14:anchorId="7165EFF2" id="Rectangle 1" o:spid="_x0000_s1026" style="position:absolute;margin-left:291.75pt;margin-top:17.2pt;width:51.95pt;height:17.5pt;z-index:251667456;visibility:visible;mso-wrap-style:square;mso-wrap-distance-left:9pt;mso-wrap-distance-top:0;mso-wrap-distance-right:9pt;mso-wrap-distance-bottom:0;mso-position-horizontal:absolute;mso-position-horizontal-relative:text;mso-position-vertical:absolute;mso-position-vertical-relative:text;v-text-anchor:middle" o:gfxdata="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" filled="f" strokecolor="#0a121c [484]" strokeweight=".25pt"/>
             </w:pict>
           </mc:Fallback>
         </mc:AlternateContent>
@@ -2826,7 +2731,7 @@
           </mc:Choice>
           <mc:Fallback>
             <w:pict>
-              <v:rect w14:anchorId="1FBB328D" id="Rectangle 1" o:spid="_x0000_s1026" style="position:absolute;margin-left:214.9pt;margin-top:18.5pt;width:51.95pt;height:17.5pt;z-index:251669504;visibility:visible;mso-wrap-style:square;mso-wrap-distance-left:9pt;mso-wrap-distance-top:0;mso-wrap-distance-right:9pt;mso-wrap-distance-bottom:0;mso-position-horizontal:absolute;mso-position-horizontal-relative:text;mso-position-vertical:absolute;mso-position-vertical-relative:text;v-text-anchor:middle" o:gfxdata="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" filled="f" strokecolor="#0a121c [484]" strokeweight=".25pt"/>
+              <v:rect w14:anchorId="5492A4E1" id="Rectangle 1" o:spid="_x0000_s1026" style="position:absolute;margin-left:214.9pt;margin-top:18.5pt;width:51.95pt;height:17.5pt;z-index:251669504;visibility:visible;mso-wrap-style:square;mso-wrap-distance-left:9pt;mso-wrap-distance-top:0;mso-wrap-distance-right:9pt;mso-wrap-distance-bottom:0;mso-position-horizontal:absolute;mso-position-horizontal-relative:text;mso-position-vertical:absolute;mso-position-vertical-relative:text;v-text-anchor:middle" o:gfxdata="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" filled="f" strokecolor="#0a121c [484]" strokeweight=".25pt"/>
             </w:pict>
           </mc:Fallback>
         </mc:AlternateContent>
@@ -2886,6 +2791,211 @@
     <w:p>
       <w:pPr>
         <w:suppressLineNumbers/>
+        <w:spacing w:after="0" w:line="360" w:lineRule="auto"/>
+        <w:rPr>
+          <w:rFonts w:ascii="Times New Roman" w:hAnsi="Times New Roman" w:cs="Times New Roman"/>
+          <w:b/>
+          <w:bCs/>
+          <w:sz w:val="28"/>
+          <w:szCs w:val="28"/>
+        </w:rPr>
+      </w:pPr>
+    </w:p>
+    <w:p>
+      <w:pPr>
+        <w:suppressLineNumbers/>
+        <w:spacing w:after="0" w:line="360" w:lineRule="auto"/>
+        <w:rPr>
+          <w:rFonts w:ascii="Times New Roman" w:hAnsi="Times New Roman" w:cs="Times New Roman"/>
+          <w:b/>
+          <w:bCs/>
+          <w:sz w:val="28"/>
+          <w:szCs w:val="28"/>
+        </w:rPr>
+      </w:pPr>
+      <w:r>
+        <w:rPr>
+          <w:rFonts w:ascii="Times New Roman" w:hAnsi="Times New Roman" w:cs="Times New Roman"/>
+          <w:b/>
+          <w:bCs/>
+          <w:sz w:val="28"/>
+          <w:szCs w:val="28"/>
+        </w:rPr>
+        <w:lastRenderedPageBreak/>
+        <w:t xml:space="preserve">Q.no 4. Write opposite words.                                 </w:t>
+      </w:r>
+      <w:r>
+        <w:rPr>
+          <w:rFonts w:ascii="Times New Roman" w:hAnsi="Times New Roman" w:cs="Times New Roman"/>
+          <w:b/>
+          <w:bCs/>
+          <w:sz w:val="28"/>
+          <w:szCs w:val="28"/>
+        </w:rPr>
+        <w:t xml:space="preserve">                           </w:t>
+      </w:r>
+      <w:r>
+        <w:rPr>
+          <w:rFonts w:ascii="Times New Roman" w:hAnsi="Times New Roman" w:cs="Times New Roman"/>
+          <w:b/>
+          <w:bCs/>
+          <w:sz w:val="28"/>
+          <w:szCs w:val="28"/>
+        </w:rPr>
+        <w:t xml:space="preserve">    </w:t>
+      </w:r>
+      <w:r>
+        <w:rPr>
+          <w:rFonts w:ascii="Times New Roman" w:hAnsi="Times New Roman" w:cs="Times New Roman"/>
+          <w:b/>
+          <w:bCs/>
+          <w:sz w:val="28"/>
+          <w:szCs w:val="28"/>
+        </w:rPr>
+        <w:tab/>
+      </w:r>
+      <w:r>
+        <w:rPr>
+          <w:rFonts w:ascii="Times New Roman" w:hAnsi="Times New Roman" w:cs="Times New Roman"/>
+          <w:b/>
+          <w:bCs/>
+          <w:sz w:val="28"/>
+          <w:szCs w:val="28"/>
+        </w:rPr>
+        <w:tab/>
+      </w:r>
+      <w:r>
+        <w:rPr>
+          <w:rFonts w:ascii="Times New Roman" w:hAnsi="Times New Roman" w:cs="Times New Roman"/>
+          <w:b/>
+          <w:bCs/>
+          <w:sz w:val="28"/>
+          <w:szCs w:val="28"/>
+        </w:rPr>
+        <w:tab/>
+      </w:r>
+      <w:r>
+        <w:rPr>
+          <w:rFonts w:ascii="Times New Roman" w:hAnsi="Times New Roman" w:cs="Times New Roman"/>
+          <w:b/>
+          <w:bCs/>
+          <w:sz w:val="28"/>
+          <w:szCs w:val="28"/>
+        </w:rPr>
+        <w:t>[4]</w:t>
+      </w:r>
+    </w:p>
+    <w:p>
+      <w:pPr>
+        <w:suppressLineNumbers/>
+        <w:spacing w:after="0" w:line="360" w:lineRule="auto"/>
+        <w:rPr>
+          <w:rFonts w:ascii="Times New Roman" w:hAnsi="Times New Roman" w:cs="Times New Roman"/>
+          <w:sz w:val="28"/>
+          <w:szCs w:val="28"/>
+        </w:rPr>
+      </w:pPr>
+      <w:r>
+        <w:rPr>
+          <w:rFonts w:ascii="Times New Roman" w:hAnsi="Times New Roman" w:cs="Times New Roman"/>
+          <w:sz w:val="28"/>
+          <w:szCs w:val="28"/>
+        </w:rPr>
+        <w:t xml:space="preserve">               Big  -</w:t>
+      </w:r>
+      <w:r>
+        <w:rPr>
+          <w:rFonts w:ascii="Times New Roman" w:hAnsi="Times New Roman" w:cs="Times New Roman"/>
+          <w:sz w:val="28"/>
+          <w:szCs w:val="28"/>
+        </w:rPr>
+        <w:t xml:space="preserve"> ________________</w:t>
+      </w:r>
+    </w:p>
+    <w:p>
+      <w:pPr>
+        <w:suppressLineNumbers/>
+        <w:spacing w:after="0" w:line="360" w:lineRule="auto"/>
+        <w:rPr>
+          <w:rFonts w:ascii="Times New Roman" w:hAnsi="Times New Roman" w:cs="Times New Roman"/>
+          <w:sz w:val="28"/>
+          <w:szCs w:val="28"/>
+        </w:rPr>
+      </w:pPr>
+      <w:r>
+        <w:rPr>
+          <w:rFonts w:ascii="Times New Roman" w:hAnsi="Times New Roman" w:cs="Times New Roman"/>
+          <w:sz w:val="28"/>
+          <w:szCs w:val="28"/>
+        </w:rPr>
+        <w:t xml:space="preserve">               Truth  -</w:t>
+      </w:r>
+      <w:r>
+        <w:rPr>
+          <w:rFonts w:ascii="Times New Roman" w:hAnsi="Times New Roman" w:cs="Times New Roman"/>
+          <w:sz w:val="28"/>
+          <w:szCs w:val="28"/>
+        </w:rPr>
+        <w:t xml:space="preserve"> ________________</w:t>
+      </w:r>
+    </w:p>
+    <w:p>
+      <w:pPr>
+        <w:suppressLineNumbers/>
+        <w:spacing w:after="0" w:line="360" w:lineRule="auto"/>
+        <w:rPr>
+          <w:rFonts w:ascii="Times New Roman" w:hAnsi="Times New Roman" w:cs="Times New Roman"/>
+          <w:sz w:val="28"/>
+          <w:szCs w:val="28"/>
+        </w:rPr>
+      </w:pPr>
+      <w:r>
+        <w:rPr>
+          <w:rFonts w:ascii="Times New Roman" w:hAnsi="Times New Roman" w:cs="Times New Roman"/>
+          <w:sz w:val="28"/>
+          <w:szCs w:val="28"/>
+        </w:rPr>
+        <w:t xml:space="preserve">               Kill  -</w:t>
+      </w:r>
+      <w:r>
+        <w:rPr>
+          <w:rFonts w:ascii="Times New Roman" w:hAnsi="Times New Roman" w:cs="Times New Roman"/>
+          <w:sz w:val="28"/>
+          <w:szCs w:val="28"/>
+        </w:rPr>
+        <w:t xml:space="preserve"> ________________</w:t>
+      </w:r>
+    </w:p>
+    <w:p>
+      <w:pPr>
+        <w:suppressLineNumbers/>
+        <w:spacing w:after="0" w:line="360" w:lineRule="auto"/>
+        <w:rPr>
+          <w:rFonts w:ascii="Times New Roman" w:hAnsi="Times New Roman" w:cs="Times New Roman"/>
+          <w:sz w:val="28"/>
+          <w:szCs w:val="28"/>
+        </w:rPr>
+      </w:pPr>
+      <w:r>
+        <w:rPr>
+          <w:rFonts w:ascii="Times New Roman" w:hAnsi="Times New Roman" w:cs="Times New Roman"/>
+          <w:sz w:val="28"/>
+          <w:szCs w:val="28"/>
+        </w:rPr>
+        <w:t xml:space="preserve">               Friendly  -</w:t>
+      </w:r>
+      <w:r>
+        <w:rPr>
+          <w:rFonts w:ascii="Times New Roman" w:hAnsi="Times New Roman" w:cs="Times New Roman"/>
+          <w:sz w:val="28"/>
+          <w:szCs w:val="28"/>
+        </w:rPr>
+        <w:t xml:space="preserve"> ________________</w:t>
+      </w:r>
+    </w:p>
+    <w:p>
+      <w:pPr>
+        <w:suppressLineNumbers/>
         <w:spacing w:after="0"/>
         <w:rPr>
           <w:rFonts w:ascii="Times New Roman" w:hAnsi="Times New Roman" w:cs="Times New Roman"/>
@@ -2895,25 +3005,226 @@
           <w:szCs w:val="28"/>
         </w:rPr>
       </w:pPr>
-      <w:r>
-        <w:rPr>
-          <w:rFonts w:ascii="Times New Roman" w:hAnsi="Times New Roman" w:cs="Times New Roman"/>
-          <w:b/>
-          <w:bCs/>
-          <w:sz w:val="28"/>
-          <w:szCs w:val="28"/>
-        </w:rPr>
-        <w:t xml:space="preserve">Q.no 4. Write opposite words.                                 </w:t>
-      </w:r>
-      <w:r>
-        <w:rPr>
-          <w:rFonts w:ascii="Times New Roman" w:hAnsi="Times New Roman" w:cs="Times New Roman"/>
-          <w:b/>
-          <w:bCs/>
-          <w:sz w:val="28"/>
-          <w:szCs w:val="28"/>
-        </w:rPr>
-        <w:t xml:space="preserve">                           </w:t>
+    </w:p>
+    <w:p>
+      <w:pPr>
+        <w:suppressLineNumbers/>
+        <w:spacing w:after="0" w:line="360" w:lineRule="auto"/>
+        <w:rPr>
+          <w:rFonts w:ascii="Times New Roman" w:hAnsi="Times New Roman" w:cs="Times New Roman"/>
+          <w:b/>
+          <w:bCs/>
+          <w:sz w:val="28"/>
+          <w:szCs w:val="28"/>
+        </w:rPr>
+      </w:pPr>
+      <w:r>
+        <w:rPr>
+          <w:rFonts w:ascii="Times New Roman" w:hAnsi="Times New Roman" w:cs="Times New Roman"/>
+          <w:b/>
+          <w:bCs/>
+          <w:sz w:val="28"/>
+          <w:szCs w:val="28"/>
+        </w:rPr>
+        <w:t xml:space="preserve">Q.no 5. Match the following.                                    </w:t>
+      </w:r>
+      <w:r>
+        <w:rPr>
+          <w:rFonts w:ascii="Times New Roman" w:hAnsi="Times New Roman" w:cs="Times New Roman"/>
+          <w:b/>
+          <w:bCs/>
+          <w:sz w:val="28"/>
+          <w:szCs w:val="28"/>
+        </w:rPr>
+        <w:t xml:space="preserve">                         </w:t>
+      </w:r>
+      <w:r>
+        <w:rPr>
+          <w:rFonts w:ascii="Times New Roman" w:hAnsi="Times New Roman" w:cs="Times New Roman"/>
+          <w:b/>
+          <w:bCs/>
+          <w:sz w:val="28"/>
+          <w:szCs w:val="28"/>
+        </w:rPr>
+        <w:t xml:space="preserve">     </w:t>
+      </w:r>
+      <w:r>
+        <w:rPr>
+          <w:rFonts w:ascii="Times New Roman" w:hAnsi="Times New Roman" w:cs="Times New Roman"/>
+          <w:b/>
+          <w:bCs/>
+          <w:sz w:val="28"/>
+          <w:szCs w:val="28"/>
+        </w:rPr>
+        <w:tab/>
+      </w:r>
+      <w:r>
+        <w:rPr>
+          <w:rFonts w:ascii="Times New Roman" w:hAnsi="Times New Roman" w:cs="Times New Roman"/>
+          <w:b/>
+          <w:bCs/>
+          <w:sz w:val="28"/>
+          <w:szCs w:val="28"/>
+        </w:rPr>
+        <w:tab/>
+      </w:r>
+      <w:r>
+        <w:rPr>
+          <w:rFonts w:ascii="Times New Roman" w:hAnsi="Times New Roman" w:cs="Times New Roman"/>
+          <w:b/>
+          <w:bCs/>
+          <w:sz w:val="28"/>
+          <w:szCs w:val="28"/>
+        </w:rPr>
+        <w:tab/>
+      </w:r>
+      <w:r>
+        <w:rPr>
+          <w:rFonts w:ascii="Times New Roman" w:hAnsi="Times New Roman" w:cs="Times New Roman"/>
+          <w:b/>
+          <w:bCs/>
+          <w:sz w:val="28"/>
+          <w:szCs w:val="28"/>
+        </w:rPr>
+        <w:t>[5]</w:t>
+      </w:r>
+    </w:p>
+    <w:p>
+      <w:pPr>
+        <w:suppressLineNumbers/>
+        <w:spacing w:after="0" w:line="360" w:lineRule="auto"/>
+        <w:rPr>
+          <w:rFonts w:ascii="Times New Roman" w:hAnsi="Times New Roman" w:cs="Times New Roman"/>
+          <w:sz w:val="28"/>
+          <w:szCs w:val="28"/>
+        </w:rPr>
+      </w:pPr>
+      <w:r>
+        <w:rPr>
+          <w:rFonts w:ascii="Times New Roman" w:hAnsi="Times New Roman" w:cs="Times New Roman"/>
+          <w:sz w:val="28"/>
+          <w:szCs w:val="28"/>
+        </w:rPr>
+        <w:t xml:space="preserve">           a) Shining                                         i) that which remains</w:t>
+      </w:r>
+    </w:p>
+    <w:p>
+      <w:pPr>
+        <w:suppressLineNumbers/>
+        <w:spacing w:after="0" w:line="360" w:lineRule="auto"/>
+        <w:rPr>
+          <w:rFonts w:ascii="Times New Roman" w:hAnsi="Times New Roman" w:cs="Times New Roman"/>
+          <w:sz w:val="28"/>
+          <w:szCs w:val="28"/>
+        </w:rPr>
+      </w:pPr>
+      <w:r>
+        <w:rPr>
+          <w:rFonts w:ascii="Times New Roman" w:hAnsi="Times New Roman" w:cs="Times New Roman"/>
+          <w:sz w:val="28"/>
+          <w:szCs w:val="28"/>
+        </w:rPr>
+        <w:t xml:space="preserve">           b) Kids                                             ii) to keep safe</w:t>
+      </w:r>
+    </w:p>
+    <w:p>
+      <w:pPr>
+        <w:suppressLineNumbers/>
+        <w:spacing w:after="0" w:line="360" w:lineRule="auto"/>
+        <w:rPr>
+          <w:rFonts w:ascii="Times New Roman" w:hAnsi="Times New Roman" w:cs="Times New Roman"/>
+          <w:sz w:val="28"/>
+          <w:szCs w:val="28"/>
+        </w:rPr>
+      </w:pPr>
+      <w:r>
+        <w:rPr>
+          <w:rFonts w:ascii="Times New Roman" w:hAnsi="Times New Roman" w:cs="Times New Roman"/>
+          <w:sz w:val="28"/>
+          <w:szCs w:val="28"/>
+        </w:rPr>
+        <w:t xml:space="preserve">           c) Mess                                             iii) giving out light</w:t>
+      </w:r>
+    </w:p>
+    <w:p>
+      <w:pPr>
+        <w:suppressLineNumbers/>
+        <w:spacing w:after="0" w:line="360" w:lineRule="auto"/>
+        <w:rPr>
+          <w:rFonts w:ascii="Times New Roman" w:hAnsi="Times New Roman" w:cs="Times New Roman"/>
+          <w:sz w:val="28"/>
+          <w:szCs w:val="28"/>
+        </w:rPr>
+      </w:pPr>
+      <w:r>
+        <w:rPr>
+          <w:rFonts w:ascii="Times New Roman" w:hAnsi="Times New Roman" w:cs="Times New Roman"/>
+          <w:sz w:val="28"/>
+          <w:szCs w:val="28"/>
+        </w:rPr>
+        <w:t xml:space="preserve">           d) Rest                                              iv) children</w:t>
+      </w:r>
+    </w:p>
+    <w:p>
+      <w:pPr>
+        <w:suppressLineNumbers/>
+        <w:spacing w:after="0" w:line="360" w:lineRule="auto"/>
+        <w:rPr>
+          <w:rFonts w:ascii="Times New Roman" w:hAnsi="Times New Roman" w:cs="Times New Roman"/>
+          <w:sz w:val="28"/>
+          <w:szCs w:val="28"/>
+        </w:rPr>
+      </w:pPr>
+      <w:r>
+        <w:rPr>
+          <w:rFonts w:ascii="Times New Roman" w:hAnsi="Times New Roman" w:cs="Times New Roman"/>
+          <w:sz w:val="28"/>
+          <w:szCs w:val="28"/>
+        </w:rPr>
+        <w:t xml:space="preserve">           e) Preserve                                        v) a dirty state of thing or of a place</w:t>
+      </w:r>
+    </w:p>
+    <w:p>
+      <w:pPr>
+        <w:suppressLineNumbers/>
+        <w:spacing w:after="0" w:line="360" w:lineRule="auto"/>
+        <w:rPr>
+          <w:rFonts w:ascii="Times New Roman" w:hAnsi="Times New Roman" w:cs="Times New Roman"/>
+          <w:b/>
+          <w:bCs/>
+          <w:sz w:val="28"/>
+          <w:szCs w:val="28"/>
+        </w:rPr>
+      </w:pPr>
+      <w:r>
+        <w:rPr>
+          <w:rFonts w:ascii="Times New Roman" w:hAnsi="Times New Roman" w:cs="Times New Roman"/>
+          <w:b/>
+          <w:bCs/>
+          <w:sz w:val="28"/>
+          <w:szCs w:val="28"/>
+        </w:rPr>
+        <w:t>Q.no 6. Make sent</w:t>
+      </w:r>
+      <w:r>
+        <w:rPr>
+          <w:rFonts w:ascii="Times New Roman" w:hAnsi="Times New Roman" w:cs="Times New Roman"/>
+          <w:b/>
+          <w:bCs/>
+          <w:sz w:val="28"/>
+          <w:szCs w:val="28"/>
+        </w:rPr>
+        <w:t>ences by using following words.</w:t>
+      </w:r>
+      <w:r>
+        <w:rPr>
+          <w:rFonts w:ascii="Times New Roman" w:hAnsi="Times New Roman" w:cs="Times New Roman"/>
+          <w:b/>
+          <w:bCs/>
+          <w:sz w:val="28"/>
+          <w:szCs w:val="28"/>
+        </w:rPr>
+        <w:t xml:space="preserve">                            </w:t>
       </w:r>
       <w:r>
         <w:rPr>
@@ -2969,39 +3280,705 @@
     <w:p>
       <w:pPr>
         <w:suppressLineNumbers/>
+        <w:spacing w:after="0" w:line="360" w:lineRule="auto"/>
+        <w:rPr>
+          <w:rFonts w:ascii="Times New Roman" w:hAnsi="Times New Roman" w:cs="Times New Roman"/>
+          <w:sz w:val="28"/>
+          <w:szCs w:val="28"/>
+        </w:rPr>
+      </w:pPr>
+      <w:r>
+        <w:rPr>
+          <w:rFonts w:ascii="Times New Roman" w:hAnsi="Times New Roman" w:cs="Times New Roman"/>
+          <w:sz w:val="28"/>
+          <w:szCs w:val="28"/>
+        </w:rPr>
+        <w:t xml:space="preserve">             Cow  -</w:t>
+      </w:r>
+      <w:r>
+        <w:rPr>
+          <w:rFonts w:ascii="Times New Roman" w:hAnsi="Times New Roman" w:cs="Times New Roman"/>
+          <w:sz w:val="28"/>
+          <w:szCs w:val="28"/>
+        </w:rPr>
+        <w:t xml:space="preserve"> ______________________________________________________________</w:t>
+      </w:r>
+    </w:p>
+    <w:p>
+      <w:pPr>
+        <w:suppressLineNumbers/>
+        <w:spacing w:after="0" w:line="360" w:lineRule="auto"/>
+        <w:rPr>
+          <w:rFonts w:ascii="Times New Roman" w:hAnsi="Times New Roman" w:cs="Times New Roman"/>
+          <w:sz w:val="28"/>
+          <w:szCs w:val="28"/>
+        </w:rPr>
+      </w:pPr>
+      <w:r>
+        <w:rPr>
+          <w:rFonts w:ascii="Times New Roman" w:hAnsi="Times New Roman" w:cs="Times New Roman"/>
+          <w:sz w:val="28"/>
+          <w:szCs w:val="28"/>
+        </w:rPr>
+        <w:t xml:space="preserve">             Teacher -</w:t>
+      </w:r>
+      <w:r>
+        <w:rPr>
+          <w:rFonts w:ascii="Times New Roman" w:hAnsi="Times New Roman" w:cs="Times New Roman"/>
+          <w:sz w:val="28"/>
+          <w:szCs w:val="28"/>
+        </w:rPr>
+        <w:t xml:space="preserve"> </w:t>
+      </w:r>
+      <w:r>
+        <w:rPr>
+          <w:rFonts w:ascii="Times New Roman" w:hAnsi="Times New Roman" w:cs="Times New Roman"/>
+          <w:sz w:val="28"/>
+          <w:szCs w:val="28"/>
+        </w:rPr>
+        <w:t>____________________________________________________________</w:t>
+      </w:r>
+    </w:p>
+    <w:p>
+      <w:pPr>
+        <w:suppressLineNumbers/>
+        <w:spacing w:after="0" w:line="360" w:lineRule="auto"/>
+        <w:rPr>
+          <w:rFonts w:ascii="Times New Roman" w:hAnsi="Times New Roman" w:cs="Times New Roman"/>
+          <w:sz w:val="28"/>
+          <w:szCs w:val="28"/>
+        </w:rPr>
+      </w:pPr>
+      <w:r>
+        <w:rPr>
+          <w:rFonts w:ascii="Times New Roman" w:hAnsi="Times New Roman" w:cs="Times New Roman"/>
+          <w:sz w:val="28"/>
+          <w:szCs w:val="28"/>
+        </w:rPr>
+        <w:t xml:space="preserve">             Computer –</w:t>
+      </w:r>
+      <w:r>
+        <w:rPr>
+          <w:rFonts w:ascii="Times New Roman" w:hAnsi="Times New Roman" w:cs="Times New Roman"/>
+          <w:sz w:val="28"/>
+          <w:szCs w:val="28"/>
+        </w:rPr>
+        <w:t xml:space="preserve"> </w:t>
+      </w:r>
+      <w:r>
+        <w:rPr>
+          <w:rFonts w:ascii="Times New Roman" w:hAnsi="Times New Roman" w:cs="Times New Roman"/>
+          <w:sz w:val="28"/>
+          <w:szCs w:val="28"/>
+        </w:rPr>
+        <w:t>__________________________________________________________</w:t>
+      </w:r>
+    </w:p>
+    <w:p>
+      <w:pPr>
+        <w:suppressLineNumbers/>
+        <w:spacing w:after="0" w:line="360" w:lineRule="auto"/>
+        <w:rPr>
+          <w:rFonts w:ascii="Times New Roman" w:hAnsi="Times New Roman" w:cs="Times New Roman"/>
+          <w:sz w:val="28"/>
+          <w:szCs w:val="28"/>
+        </w:rPr>
+      </w:pPr>
+      <w:r>
+        <w:rPr>
+          <w:rFonts w:ascii="Times New Roman" w:hAnsi="Times New Roman" w:cs="Times New Roman"/>
+          <w:sz w:val="28"/>
+          <w:szCs w:val="28"/>
+        </w:rPr>
+        <w:t xml:space="preserve">             Cook –</w:t>
+      </w:r>
+      <w:r>
+        <w:rPr>
+          <w:rFonts w:ascii="Times New Roman" w:hAnsi="Times New Roman" w:cs="Times New Roman"/>
+          <w:sz w:val="28"/>
+          <w:szCs w:val="28"/>
+        </w:rPr>
+        <w:t xml:space="preserve"> </w:t>
+      </w:r>
+      <w:r>
+        <w:rPr>
+          <w:rFonts w:ascii="Times New Roman" w:hAnsi="Times New Roman" w:cs="Times New Roman"/>
+          <w:sz w:val="28"/>
+          <w:szCs w:val="28"/>
+        </w:rPr>
+        <w:t>____________________________________________________________</w:t>
+      </w:r>
+      <w:r>
+        <w:rPr>
+          <w:rFonts w:ascii="Times New Roman" w:hAnsi="Times New Roman" w:cs="Times New Roman"/>
+          <w:sz w:val="28"/>
+          <w:szCs w:val="28"/>
+        </w:rPr>
+        <w:t>_</w:t>
+      </w:r>
+    </w:p>
+    <w:p>
+      <w:pPr>
+        <w:suppressLineNumbers/>
+        <w:spacing w:after="0" w:line="360" w:lineRule="auto"/>
+        <w:rPr>
+          <w:rFonts w:ascii="Times New Roman" w:hAnsi="Times New Roman" w:cs="Times New Roman"/>
+          <w:b/>
+          <w:bCs/>
+          <w:sz w:val="28"/>
+          <w:szCs w:val="28"/>
+        </w:rPr>
+      </w:pPr>
+      <w:r>
+        <w:rPr>
+          <w:rFonts w:ascii="Times New Roman" w:hAnsi="Times New Roman" w:cs="Times New Roman"/>
+          <w:b/>
+          <w:bCs/>
+          <w:sz w:val="28"/>
+          <w:szCs w:val="28"/>
+        </w:rPr>
+        <w:t xml:space="preserve">Q.no 7. Make words.                                                  </w:t>
+      </w:r>
+      <w:r>
+        <w:rPr>
+          <w:rFonts w:ascii="Times New Roman" w:hAnsi="Times New Roman" w:cs="Times New Roman"/>
+          <w:b/>
+          <w:bCs/>
+          <w:sz w:val="28"/>
+          <w:szCs w:val="28"/>
+        </w:rPr>
+        <w:t xml:space="preserve">                          </w:t>
+      </w:r>
+      <w:r>
+        <w:rPr>
+          <w:rFonts w:ascii="Times New Roman" w:hAnsi="Times New Roman" w:cs="Times New Roman"/>
+          <w:b/>
+          <w:bCs/>
+          <w:sz w:val="28"/>
+          <w:szCs w:val="28"/>
+        </w:rPr>
+        <w:t xml:space="preserve">    </w:t>
+      </w:r>
+      <w:r>
+        <w:rPr>
+          <w:rFonts w:ascii="Times New Roman" w:hAnsi="Times New Roman" w:cs="Times New Roman"/>
+          <w:b/>
+          <w:bCs/>
+          <w:sz w:val="28"/>
+          <w:szCs w:val="28"/>
+        </w:rPr>
+        <w:tab/>
+      </w:r>
+      <w:r>
+        <w:rPr>
+          <w:rFonts w:ascii="Times New Roman" w:hAnsi="Times New Roman" w:cs="Times New Roman"/>
+          <w:b/>
+          <w:bCs/>
+          <w:sz w:val="28"/>
+          <w:szCs w:val="28"/>
+        </w:rPr>
+        <w:tab/>
+      </w:r>
+      <w:r>
+        <w:rPr>
+          <w:rFonts w:ascii="Times New Roman" w:hAnsi="Times New Roman" w:cs="Times New Roman"/>
+          <w:b/>
+          <w:bCs/>
+          <w:sz w:val="28"/>
+          <w:szCs w:val="28"/>
+        </w:rPr>
+        <w:tab/>
+      </w:r>
+      <w:r>
+        <w:rPr>
+          <w:rFonts w:ascii="Times New Roman" w:hAnsi="Times New Roman" w:cs="Times New Roman"/>
+          <w:b/>
+          <w:bCs/>
+          <w:sz w:val="28"/>
+          <w:szCs w:val="28"/>
+        </w:rPr>
+        <w:t>[4]</w:t>
+      </w:r>
+    </w:p>
+    <w:p>
+      <w:pPr>
+        <w:suppressLineNumbers/>
+        <w:spacing w:after="0" w:line="360" w:lineRule="auto"/>
+        <w:rPr>
+          <w:rFonts w:ascii="Times New Roman" w:hAnsi="Times New Roman" w:cs="Times New Roman"/>
+          <w:sz w:val="28"/>
+          <w:szCs w:val="28"/>
+        </w:rPr>
+      </w:pPr>
+      <w:r>
+        <w:rPr>
+          <w:rFonts w:ascii="Times New Roman" w:hAnsi="Times New Roman" w:cs="Times New Roman"/>
+          <w:sz w:val="28"/>
+          <w:szCs w:val="28"/>
+        </w:rPr>
+        <w:t xml:space="preserve">             e</w:t>
+      </w:r>
+      <w:r>
+        <w:rPr>
+          <w:rFonts w:ascii="Times New Roman" w:hAnsi="Times New Roman" w:cs="Times New Roman"/>
+          <w:sz w:val="28"/>
+          <w:szCs w:val="28"/>
+        </w:rPr>
+        <w:t xml:space="preserve">por - </w:t>
+      </w:r>
+      <w:r>
+        <w:rPr>
+          <w:rFonts w:ascii="Times New Roman" w:hAnsi="Times New Roman" w:cs="Times New Roman"/>
+          <w:sz w:val="28"/>
+          <w:szCs w:val="28"/>
+        </w:rPr>
+        <w:t>_____________</w:t>
+      </w:r>
+      <w:r>
+        <w:rPr>
+          <w:rFonts w:ascii="Times New Roman" w:hAnsi="Times New Roman" w:cs="Times New Roman"/>
+          <w:sz w:val="28"/>
+          <w:szCs w:val="28"/>
+        </w:rPr>
+        <w:t xml:space="preserve">               </w:t>
+      </w:r>
+      <w:r>
+        <w:rPr>
+          <w:rFonts w:ascii="Times New Roman" w:hAnsi="Times New Roman" w:cs="Times New Roman"/>
+          <w:sz w:val="28"/>
+          <w:szCs w:val="28"/>
+        </w:rPr>
+        <w:t xml:space="preserve">                               a</w:t>
+      </w:r>
+      <w:r>
+        <w:rPr>
+          <w:rFonts w:ascii="Times New Roman" w:hAnsi="Times New Roman" w:cs="Times New Roman"/>
+          <w:sz w:val="28"/>
+          <w:szCs w:val="28"/>
+        </w:rPr>
+        <w:t>chte –</w:t>
+      </w:r>
+      <w:r>
+        <w:rPr>
+          <w:rFonts w:ascii="Times New Roman" w:hAnsi="Times New Roman" w:cs="Times New Roman"/>
+          <w:sz w:val="28"/>
+          <w:szCs w:val="28"/>
+        </w:rPr>
+        <w:t xml:space="preserve"> </w:t>
+      </w:r>
+      <w:r>
+        <w:rPr>
+          <w:rFonts w:ascii="Times New Roman" w:hAnsi="Times New Roman" w:cs="Times New Roman"/>
+          <w:sz w:val="28"/>
+          <w:szCs w:val="28"/>
+        </w:rPr>
+        <w:t>_____________</w:t>
+      </w:r>
+      <w:r>
+        <w:rPr>
+          <w:rFonts w:ascii="Times New Roman" w:hAnsi="Times New Roman" w:cs="Times New Roman"/>
+          <w:sz w:val="28"/>
+          <w:szCs w:val="28"/>
+        </w:rPr>
+        <w:t xml:space="preserve">                                              </w:t>
+      </w:r>
+    </w:p>
+    <w:p>
+      <w:pPr>
+        <w:suppressLineNumbers/>
+        <w:spacing w:after="0" w:line="360" w:lineRule="auto"/>
+        <w:rPr>
+          <w:rFonts w:ascii="Times New Roman" w:hAnsi="Times New Roman" w:cs="Times New Roman"/>
+          <w:sz w:val="28"/>
+          <w:szCs w:val="28"/>
+        </w:rPr>
+      </w:pPr>
+      <w:r>
+        <w:rPr>
+          <w:rFonts w:ascii="Times New Roman" w:hAnsi="Times New Roman" w:cs="Times New Roman"/>
+          <w:sz w:val="28"/>
+          <w:szCs w:val="28"/>
+        </w:rPr>
+        <w:t xml:space="preserve">             r</w:t>
+      </w:r>
+      <w:r>
+        <w:rPr>
+          <w:rFonts w:ascii="Times New Roman" w:hAnsi="Times New Roman" w:cs="Times New Roman"/>
+          <w:sz w:val="28"/>
+          <w:szCs w:val="28"/>
+        </w:rPr>
+        <w:t>ubsh -</w:t>
+      </w:r>
+      <w:r>
+        <w:rPr>
+          <w:rFonts w:ascii="Times New Roman" w:hAnsi="Times New Roman" w:cs="Times New Roman"/>
+          <w:sz w:val="28"/>
+          <w:szCs w:val="28"/>
+        </w:rPr>
+        <w:t xml:space="preserve"> </w:t>
+      </w:r>
+      <w:r>
+        <w:rPr>
+          <w:rFonts w:ascii="Times New Roman" w:hAnsi="Times New Roman" w:cs="Times New Roman"/>
+          <w:sz w:val="28"/>
+          <w:szCs w:val="28"/>
+        </w:rPr>
+        <w:t>_____________</w:t>
+      </w:r>
+      <w:r>
+        <w:rPr>
+          <w:rFonts w:ascii="Times New Roman" w:hAnsi="Times New Roman" w:cs="Times New Roman"/>
+          <w:sz w:val="28"/>
+          <w:szCs w:val="28"/>
+        </w:rPr>
+        <w:t xml:space="preserve">         </w:t>
+      </w:r>
+      <w:r>
+        <w:rPr>
+          <w:rFonts w:ascii="Times New Roman" w:hAnsi="Times New Roman" w:cs="Times New Roman"/>
+          <w:sz w:val="28"/>
+          <w:szCs w:val="28"/>
+        </w:rPr>
+        <w:t xml:space="preserve"> </w:t>
+      </w:r>
+      <w:r>
+        <w:rPr>
+          <w:rFonts w:ascii="Times New Roman" w:hAnsi="Times New Roman" w:cs="Times New Roman"/>
+          <w:sz w:val="28"/>
+          <w:szCs w:val="28"/>
+        </w:rPr>
+        <w:t xml:space="preserve">     </w:t>
+      </w:r>
+      <w:r>
+        <w:rPr>
+          <w:rFonts w:ascii="Times New Roman" w:hAnsi="Times New Roman" w:cs="Times New Roman"/>
+          <w:sz w:val="28"/>
+          <w:szCs w:val="28"/>
+        </w:rPr>
+        <w:t xml:space="preserve">                              c</w:t>
+      </w:r>
+      <w:r>
+        <w:rPr>
+          <w:rFonts w:ascii="Times New Roman" w:hAnsi="Times New Roman" w:cs="Times New Roman"/>
+          <w:sz w:val="28"/>
+          <w:szCs w:val="28"/>
+        </w:rPr>
+        <w:t>elna –</w:t>
+      </w:r>
+      <w:r>
+        <w:rPr>
+          <w:rFonts w:ascii="Times New Roman" w:hAnsi="Times New Roman" w:cs="Times New Roman"/>
+          <w:sz w:val="28"/>
+          <w:szCs w:val="28"/>
+        </w:rPr>
+        <w:t xml:space="preserve"> </w:t>
+      </w:r>
+      <w:r>
+        <w:rPr>
+          <w:rFonts w:ascii="Times New Roman" w:hAnsi="Times New Roman" w:cs="Times New Roman"/>
+          <w:sz w:val="28"/>
+          <w:szCs w:val="28"/>
+        </w:rPr>
+        <w:t>_____________</w:t>
+      </w:r>
+      <w:r>
+        <w:rPr>
+          <w:rFonts w:ascii="Times New Roman" w:hAnsi="Times New Roman" w:cs="Times New Roman"/>
+          <w:sz w:val="28"/>
+          <w:szCs w:val="28"/>
+        </w:rPr>
+        <w:t xml:space="preserve">                                              </w:t>
+      </w:r>
+    </w:p>
+    <w:p>
+      <w:pPr>
+        <w:suppressLineNumbers/>
+        <w:spacing w:after="0" w:line="360" w:lineRule="auto"/>
+        <w:rPr>
+          <w:rFonts w:ascii="Times New Roman" w:hAnsi="Times New Roman" w:cs="Times New Roman"/>
+          <w:b/>
+          <w:bCs/>
+          <w:sz w:val="28"/>
+          <w:szCs w:val="28"/>
+        </w:rPr>
+      </w:pPr>
+      <w:r>
+        <w:rPr>
+          <w:rFonts w:ascii="Times New Roman" w:hAnsi="Times New Roman" w:cs="Times New Roman"/>
+          <w:b/>
+          <w:bCs/>
+          <w:sz w:val="28"/>
+          <w:szCs w:val="28"/>
+        </w:rPr>
+        <w:t>Q</w:t>
+      </w:r>
+      <w:r>
+        <w:rPr>
+          <w:rFonts w:ascii="Times New Roman" w:hAnsi="Times New Roman" w:cs="Times New Roman"/>
+          <w:b/>
+          <w:bCs/>
+          <w:sz w:val="28"/>
+          <w:szCs w:val="28"/>
+        </w:rPr>
+        <w:t xml:space="preserve">.no 8. Write yes, I am or No, I am not about you.  </w:t>
+      </w:r>
+      <w:r>
+        <w:rPr>
+          <w:rFonts w:ascii="Times New Roman" w:hAnsi="Times New Roman" w:cs="Times New Roman"/>
+          <w:b/>
+          <w:bCs/>
+          <w:sz w:val="28"/>
+          <w:szCs w:val="28"/>
+        </w:rPr>
+        <w:t xml:space="preserve">                              </w:t>
+      </w:r>
+      <w:r>
+        <w:rPr>
+          <w:rFonts w:ascii="Times New Roman" w:hAnsi="Times New Roman" w:cs="Times New Roman"/>
+          <w:b/>
+          <w:bCs/>
+          <w:sz w:val="28"/>
+          <w:szCs w:val="28"/>
+        </w:rPr>
+        <w:t xml:space="preserve">     </w:t>
+      </w:r>
+      <w:r>
+        <w:rPr>
+          <w:rFonts w:ascii="Times New Roman" w:hAnsi="Times New Roman" w:cs="Times New Roman"/>
+          <w:b/>
+          <w:bCs/>
+          <w:sz w:val="28"/>
+          <w:szCs w:val="28"/>
+        </w:rPr>
+        <w:tab/>
+      </w:r>
+      <w:r>
+        <w:rPr>
+          <w:rFonts w:ascii="Times New Roman" w:hAnsi="Times New Roman" w:cs="Times New Roman"/>
+          <w:b/>
+          <w:bCs/>
+          <w:sz w:val="28"/>
+          <w:szCs w:val="28"/>
+        </w:rPr>
+        <w:tab/>
+      </w:r>
+      <w:r>
+        <w:rPr>
+          <w:rFonts w:ascii="Times New Roman" w:hAnsi="Times New Roman" w:cs="Times New Roman"/>
+          <w:b/>
+          <w:bCs/>
+          <w:sz w:val="28"/>
+          <w:szCs w:val="28"/>
+        </w:rPr>
+        <w:tab/>
+      </w:r>
+      <w:r>
+        <w:rPr>
+          <w:rFonts w:ascii="Times New Roman" w:hAnsi="Times New Roman" w:cs="Times New Roman"/>
+          <w:b/>
+          <w:bCs/>
+          <w:sz w:val="28"/>
+          <w:szCs w:val="28"/>
+        </w:rPr>
+        <w:t>[4]</w:t>
+      </w:r>
+    </w:p>
+    <w:p>
+      <w:pPr>
+        <w:suppressLineNumbers/>
+        <w:spacing w:after="0" w:line="360" w:lineRule="auto"/>
+        <w:rPr>
+          <w:rFonts w:ascii="Times New Roman" w:hAnsi="Times New Roman" w:cs="Times New Roman"/>
+          <w:sz w:val="28"/>
+          <w:szCs w:val="28"/>
+        </w:rPr>
+      </w:pPr>
+      <w:r>
+        <w:rPr>
+          <w:rFonts w:ascii="Times New Roman" w:hAnsi="Times New Roman" w:cs="Times New Roman"/>
+          <w:sz w:val="28"/>
+          <w:szCs w:val="28"/>
+        </w:rPr>
+        <w:t xml:space="preserve">          a) Are you a teacher? </w:t>
+      </w:r>
+    </w:p>
+    <w:p>
+      <w:pPr>
+        <w:suppressLineNumbers/>
+        <w:spacing w:after="0" w:line="360" w:lineRule="auto"/>
+        <w:rPr>
+          <w:rFonts w:ascii="Times New Roman" w:hAnsi="Times New Roman" w:cs="Times New Roman"/>
+          <w:sz w:val="28"/>
+          <w:szCs w:val="28"/>
+        </w:rPr>
+      </w:pPr>
+      <w:r>
+        <w:rPr>
+          <w:rFonts w:ascii="Times New Roman" w:hAnsi="Times New Roman" w:cs="Times New Roman"/>
+          <w:sz w:val="28"/>
+          <w:szCs w:val="28"/>
+        </w:rPr>
+        <w:t xml:space="preserve">             ________________________________________________________</w:t>
+      </w:r>
+      <w:r>
+        <w:rPr>
+          <w:rFonts w:ascii="Times New Roman" w:hAnsi="Times New Roman" w:cs="Times New Roman"/>
+          <w:sz w:val="28"/>
+          <w:szCs w:val="28"/>
+        </w:rPr>
+        <w:t>________</w:t>
+      </w:r>
+    </w:p>
+    <w:p>
+      <w:pPr>
+        <w:suppressLineNumbers/>
+        <w:spacing w:after="0" w:line="360" w:lineRule="auto"/>
+        <w:rPr>
+          <w:rFonts w:ascii="Times New Roman" w:hAnsi="Times New Roman" w:cs="Times New Roman"/>
+          <w:sz w:val="28"/>
+          <w:szCs w:val="28"/>
+        </w:rPr>
+      </w:pPr>
+      <w:r>
+        <w:rPr>
+          <w:rFonts w:ascii="Times New Roman" w:hAnsi="Times New Roman" w:cs="Times New Roman"/>
+          <w:sz w:val="28"/>
+          <w:szCs w:val="28"/>
+        </w:rPr>
+        <w:t xml:space="preserve">          b) Are you fat?</w:t>
+      </w:r>
+    </w:p>
+    <w:p>
+      <w:pPr>
+        <w:suppressLineNumbers/>
+        <w:spacing w:after="0" w:line="360" w:lineRule="auto"/>
+        <w:rPr>
+          <w:rFonts w:ascii="Times New Roman" w:hAnsi="Times New Roman" w:cs="Times New Roman"/>
+          <w:sz w:val="28"/>
+          <w:szCs w:val="28"/>
+        </w:rPr>
+      </w:pPr>
+      <w:r>
+        <w:rPr>
+          <w:rFonts w:ascii="Times New Roman" w:hAnsi="Times New Roman" w:cs="Times New Roman"/>
+          <w:sz w:val="28"/>
+          <w:szCs w:val="28"/>
+        </w:rPr>
+        <w:t xml:space="preserve">              ________________________________________________________</w:t>
+      </w:r>
+      <w:r>
+        <w:rPr>
+          <w:rFonts w:ascii="Times New Roman" w:hAnsi="Times New Roman" w:cs="Times New Roman"/>
+          <w:sz w:val="28"/>
+          <w:szCs w:val="28"/>
+        </w:rPr>
+        <w:t>________</w:t>
+      </w:r>
+    </w:p>
+    <w:p>
+      <w:pPr>
+        <w:suppressLineNumbers/>
+        <w:spacing w:after="0" w:line="360" w:lineRule="auto"/>
+        <w:rPr>
+          <w:rFonts w:ascii="Times New Roman" w:hAnsi="Times New Roman" w:cs="Times New Roman"/>
+          <w:sz w:val="28"/>
+          <w:szCs w:val="28"/>
+        </w:rPr>
+      </w:pPr>
+      <w:r>
+        <w:rPr>
+          <w:rFonts w:ascii="Times New Roman" w:hAnsi="Times New Roman" w:cs="Times New Roman"/>
+          <w:sz w:val="28"/>
+          <w:szCs w:val="28"/>
+        </w:rPr>
+        <w:t xml:space="preserve">          c) Are you a student?</w:t>
+      </w:r>
+    </w:p>
+    <w:p>
+      <w:pPr>
+        <w:suppressLineNumbers/>
+        <w:spacing w:after="0" w:line="360" w:lineRule="auto"/>
+        <w:rPr>
+          <w:rFonts w:ascii="Times New Roman" w:hAnsi="Times New Roman" w:cs="Times New Roman"/>
+          <w:sz w:val="28"/>
+          <w:szCs w:val="28"/>
+        </w:rPr>
+      </w:pPr>
+      <w:r>
+        <w:rPr>
+          <w:rFonts w:ascii="Times New Roman" w:hAnsi="Times New Roman" w:cs="Times New Roman"/>
+          <w:sz w:val="28"/>
+          <w:szCs w:val="28"/>
+        </w:rPr>
+        <w:t xml:space="preserve">             _________________________________________________________</w:t>
+      </w:r>
+      <w:r>
+        <w:rPr>
+          <w:rFonts w:ascii="Times New Roman" w:hAnsi="Times New Roman" w:cs="Times New Roman"/>
+          <w:sz w:val="28"/>
+          <w:szCs w:val="28"/>
+        </w:rPr>
+        <w:t>________</w:t>
+      </w:r>
+    </w:p>
+    <w:p>
+      <w:pPr>
+        <w:suppressLineNumbers/>
+        <w:spacing w:after="0" w:line="360" w:lineRule="auto"/>
+        <w:rPr>
+          <w:rFonts w:ascii="Times New Roman" w:hAnsi="Times New Roman" w:cs="Times New Roman"/>
+          <w:sz w:val="28"/>
+          <w:szCs w:val="28"/>
+        </w:rPr>
+      </w:pPr>
+      <w:r>
+        <w:rPr>
+          <w:rFonts w:ascii="Times New Roman" w:hAnsi="Times New Roman" w:cs="Times New Roman"/>
+          <w:sz w:val="28"/>
+          <w:szCs w:val="28"/>
+        </w:rPr>
+        <w:t xml:space="preserve">           d) Are you tall?</w:t>
+      </w:r>
+    </w:p>
+    <w:p>
+      <w:pPr>
+        <w:suppressLineNumbers/>
+        <w:spacing w:after="0" w:line="360" w:lineRule="auto"/>
+        <w:rPr>
+          <w:rFonts w:ascii="Times New Roman" w:hAnsi="Times New Roman" w:cs="Times New Roman"/>
+          <w:sz w:val="28"/>
+          <w:szCs w:val="28"/>
+        </w:rPr>
+      </w:pPr>
+      <w:r>
+        <w:rPr>
+          <w:rFonts w:ascii="Times New Roman" w:hAnsi="Times New Roman" w:cs="Times New Roman"/>
+          <w:sz w:val="28"/>
+          <w:szCs w:val="28"/>
+        </w:rPr>
+        <w:t xml:space="preserve">               _________________________________________________________</w:t>
+      </w:r>
+      <w:r>
+        <w:rPr>
+          <w:rFonts w:ascii="Times New Roman" w:hAnsi="Times New Roman" w:cs="Times New Roman"/>
+          <w:sz w:val="28"/>
+          <w:szCs w:val="28"/>
+        </w:rPr>
+        <w:t>________</w:t>
+      </w:r>
+    </w:p>
+    <w:p>
+      <w:pPr>
+        <w:suppressLineNumbers/>
         <w:spacing w:after="0"/>
         <w:rPr>
           <w:rFonts w:ascii="Times New Roman" w:hAnsi="Times New Roman" w:cs="Times New Roman"/>
-          <w:sz w:val="28"/>
-          <w:szCs w:val="28"/>
-        </w:rPr>
-      </w:pPr>
-      <w:r>
-        <w:rPr>
-          <w:rFonts w:ascii="Times New Roman" w:hAnsi="Times New Roman" w:cs="Times New Roman"/>
-          <w:sz w:val="28"/>
-          <w:szCs w:val="28"/>
-        </w:rPr>
-        <w:t xml:space="preserve">               </w:t>
-      </w:r>
-      <w:proofErr w:type="gramStart"/>
-      <w:r>
-        <w:rPr>
-          <w:rFonts w:ascii="Times New Roman" w:hAnsi="Times New Roman" w:cs="Times New Roman"/>
-          <w:sz w:val="28"/>
-          <w:szCs w:val="28"/>
-        </w:rPr>
-        <w:t>Big  -</w:t>
-      </w:r>
-      <w:proofErr w:type="gramEnd"/>
-      <w:r>
-        <w:rPr>
-          <w:rFonts w:ascii="Times New Roman" w:hAnsi="Times New Roman" w:cs="Times New Roman"/>
-          <w:sz w:val="28"/>
-          <w:szCs w:val="28"/>
-        </w:rPr>
-        <w:t xml:space="preserve"> ________________</w:t>
-      </w:r>
+          <w:b/>
+          <w:bCs/>
+          <w:sz w:val="28"/>
+          <w:szCs w:val="28"/>
+        </w:rPr>
+      </w:pPr>
     </w:p>
     <w:p>
       <w:pPr>
@@ -3009,44 +3986,12 @@
         <w:spacing w:after="0"/>
         <w:rPr>
           <w:rFonts w:ascii="Times New Roman" w:hAnsi="Times New Roman" w:cs="Times New Roman"/>
-          <w:sz w:val="28"/>
-          <w:szCs w:val="28"/>
-        </w:rPr>
-      </w:pPr>
-      <w:r>
-        <w:rPr>
-          <w:rFonts w:ascii="Times New Roman" w:hAnsi="Times New Roman" w:cs="Times New Roman"/>
-          <w:sz w:val="28"/>
-          <w:szCs w:val="28"/>
-        </w:rPr>
-        <w:t xml:space="preserve">               </w:t>
-      </w:r>
-      <w:proofErr w:type="gramStart"/>
-      <w:r>
-        <w:rPr>
-          <w:rFonts w:ascii="Times New Roman" w:hAnsi="Times New Roman" w:cs="Times New Roman"/>
-          <w:sz w:val="28"/>
-          <w:szCs w:val="28"/>
-        </w:rPr>
-        <w:t>Truth  -</w:t>
-      </w:r>
-      <w:proofErr w:type="gramEnd"/>
-      <w:r>
-        <w:rPr>
-          <w:rFonts w:ascii="Times New Roman" w:hAnsi="Times New Roman" w:cs="Times New Roman"/>
-          <w:sz w:val="28"/>
-          <w:szCs w:val="28"/>
-        </w:rPr>
-        <w:t xml:space="preserve"> </w:t>
-      </w:r>
-      <w:r>
-        <w:rPr>
-          <w:rFonts w:ascii="Times New Roman" w:hAnsi="Times New Roman" w:cs="Times New Roman"/>
-          <w:sz w:val="28"/>
-          <w:szCs w:val="28"/>
-        </w:rPr>
-        <w:t>________________</w:t>
-      </w:r>
+          <w:b/>
+          <w:bCs/>
+          <w:sz w:val="28"/>
+          <w:szCs w:val="28"/>
+        </w:rPr>
+      </w:pPr>
     </w:p>
     <w:p>
       <w:pPr>
@@ -3054,44 +3999,12 @@
         <w:spacing w:after="0"/>
         <w:rPr>
           <w:rFonts w:ascii="Times New Roman" w:hAnsi="Times New Roman" w:cs="Times New Roman"/>
-          <w:sz w:val="28"/>
-          <w:szCs w:val="28"/>
-        </w:rPr>
-      </w:pPr>
-      <w:r>
-        <w:rPr>
-          <w:rFonts w:ascii="Times New Roman" w:hAnsi="Times New Roman" w:cs="Times New Roman"/>
-          <w:sz w:val="28"/>
-          <w:szCs w:val="28"/>
-        </w:rPr>
-        <w:t xml:space="preserve">               </w:t>
-      </w:r>
-      <w:proofErr w:type="gramStart"/>
-      <w:r>
-        <w:rPr>
-          <w:rFonts w:ascii="Times New Roman" w:hAnsi="Times New Roman" w:cs="Times New Roman"/>
-          <w:sz w:val="28"/>
-          <w:szCs w:val="28"/>
-        </w:rPr>
-        <w:t>Kill  -</w:t>
-      </w:r>
-      <w:proofErr w:type="gramEnd"/>
-      <w:r>
-        <w:rPr>
-          <w:rFonts w:ascii="Times New Roman" w:hAnsi="Times New Roman" w:cs="Times New Roman"/>
-          <w:sz w:val="28"/>
-          <w:szCs w:val="28"/>
-        </w:rPr>
-        <w:t xml:space="preserve"> </w:t>
-      </w:r>
-      <w:r>
-        <w:rPr>
-          <w:rFonts w:ascii="Times New Roman" w:hAnsi="Times New Roman" w:cs="Times New Roman"/>
-          <w:sz w:val="28"/>
-          <w:szCs w:val="28"/>
-        </w:rPr>
-        <w:t>________________</w:t>
-      </w:r>
+          <w:b/>
+          <w:bCs/>
+          <w:sz w:val="28"/>
+          <w:szCs w:val="28"/>
+        </w:rPr>
+      </w:pPr>
     </w:p>
     <w:p>
       <w:pPr>
@@ -3099,44 +4012,12 @@
         <w:spacing w:after="0"/>
         <w:rPr>
           <w:rFonts w:ascii="Times New Roman" w:hAnsi="Times New Roman" w:cs="Times New Roman"/>
-          <w:sz w:val="28"/>
-          <w:szCs w:val="28"/>
-        </w:rPr>
-      </w:pPr>
-      <w:r>
-        <w:rPr>
-          <w:rFonts w:ascii="Times New Roman" w:hAnsi="Times New Roman" w:cs="Times New Roman"/>
-          <w:sz w:val="28"/>
-          <w:szCs w:val="28"/>
-        </w:rPr>
-        <w:t xml:space="preserve">               </w:t>
-      </w:r>
-      <w:proofErr w:type="gramStart"/>
-      <w:r>
-        <w:rPr>
-          <w:rFonts w:ascii="Times New Roman" w:hAnsi="Times New Roman" w:cs="Times New Roman"/>
-          <w:sz w:val="28"/>
-          <w:szCs w:val="28"/>
-        </w:rPr>
-        <w:t>Friendly  -</w:t>
-      </w:r>
-      <w:proofErr w:type="gramEnd"/>
-      <w:r>
-        <w:rPr>
-          <w:rFonts w:ascii="Times New Roman" w:hAnsi="Times New Roman" w:cs="Times New Roman"/>
-          <w:sz w:val="28"/>
-          <w:szCs w:val="28"/>
-        </w:rPr>
-        <w:t xml:space="preserve"> </w:t>
-      </w:r>
-      <w:r>
-        <w:rPr>
-          <w:rFonts w:ascii="Times New Roman" w:hAnsi="Times New Roman" w:cs="Times New Roman"/>
-          <w:sz w:val="28"/>
-          <w:szCs w:val="28"/>
-        </w:rPr>
-        <w:t>________________</w:t>
-      </w:r>
+          <w:b/>
+          <w:bCs/>
+          <w:sz w:val="28"/>
+          <w:szCs w:val="28"/>
+        </w:rPr>
+      </w:pPr>
     </w:p>
     <w:p>
       <w:pPr>
@@ -3158,880 +4039,7 @@
           <w:sz w:val="28"/>
           <w:szCs w:val="28"/>
         </w:rPr>
-        <w:t xml:space="preserve">Q.no 5. Match the following.                                    </w:t>
-      </w:r>
-      <w:r>
-        <w:rPr>
-          <w:rFonts w:ascii="Times New Roman" w:hAnsi="Times New Roman" w:cs="Times New Roman"/>
-          <w:b/>
-          <w:bCs/>
-          <w:sz w:val="28"/>
-          <w:szCs w:val="28"/>
-        </w:rPr>
-        <w:t xml:space="preserve">                         </w:t>
-      </w:r>
-      <w:r>
-        <w:rPr>
-          <w:rFonts w:ascii="Times New Roman" w:hAnsi="Times New Roman" w:cs="Times New Roman"/>
-          <w:b/>
-          <w:bCs/>
-          <w:sz w:val="28"/>
-          <w:szCs w:val="28"/>
-        </w:rPr>
-        <w:t xml:space="preserve">     </w:t>
-      </w:r>
-      <w:r>
-        <w:rPr>
-          <w:rFonts w:ascii="Times New Roman" w:hAnsi="Times New Roman" w:cs="Times New Roman"/>
-          <w:b/>
-          <w:bCs/>
-          <w:sz w:val="28"/>
-          <w:szCs w:val="28"/>
-        </w:rPr>
-        <w:tab/>
-      </w:r>
-      <w:r>
-        <w:rPr>
-          <w:rFonts w:ascii="Times New Roman" w:hAnsi="Times New Roman" w:cs="Times New Roman"/>
-          <w:b/>
-          <w:bCs/>
-          <w:sz w:val="28"/>
-          <w:szCs w:val="28"/>
-        </w:rPr>
-        <w:tab/>
-      </w:r>
-      <w:r>
-        <w:rPr>
-          <w:rFonts w:ascii="Times New Roman" w:hAnsi="Times New Roman" w:cs="Times New Roman"/>
-          <w:b/>
-          <w:bCs/>
-          <w:sz w:val="28"/>
-          <w:szCs w:val="28"/>
-        </w:rPr>
-        <w:tab/>
-      </w:r>
-      <w:r>
-        <w:rPr>
-          <w:rFonts w:ascii="Times New Roman" w:hAnsi="Times New Roman" w:cs="Times New Roman"/>
-          <w:b/>
-          <w:bCs/>
-          <w:sz w:val="28"/>
-          <w:szCs w:val="28"/>
-        </w:rPr>
-        <w:t>[5]</w:t>
-      </w:r>
-    </w:p>
-    <w:p>
-      <w:pPr>
-        <w:suppressLineNumbers/>
-        <w:spacing w:after="0"/>
-        <w:rPr>
-          <w:rFonts w:ascii="Times New Roman" w:hAnsi="Times New Roman" w:cs="Times New Roman"/>
-          <w:sz w:val="28"/>
-          <w:szCs w:val="28"/>
-        </w:rPr>
-      </w:pPr>
-      <w:r>
-        <w:rPr>
-          <w:rFonts w:ascii="Times New Roman" w:hAnsi="Times New Roman" w:cs="Times New Roman"/>
-          <w:sz w:val="28"/>
-          <w:szCs w:val="28"/>
-        </w:rPr>
-        <w:t xml:space="preserve">           a) Shining                                         </w:t>
-      </w:r>
-      <w:proofErr w:type="spellStart"/>
-      <w:r>
-        <w:rPr>
-          <w:rFonts w:ascii="Times New Roman" w:hAnsi="Times New Roman" w:cs="Times New Roman"/>
-          <w:sz w:val="28"/>
-          <w:szCs w:val="28"/>
-        </w:rPr>
-        <w:t>i</w:t>
-      </w:r>
-      <w:proofErr w:type="spellEnd"/>
-      <w:r>
-        <w:rPr>
-          <w:rFonts w:ascii="Times New Roman" w:hAnsi="Times New Roman" w:cs="Times New Roman"/>
-          <w:sz w:val="28"/>
-          <w:szCs w:val="28"/>
-        </w:rPr>
-        <w:t>) that which remains</w:t>
-      </w:r>
-    </w:p>
-    <w:p>
-      <w:pPr>
-        <w:suppressLineNumbers/>
-        <w:spacing w:after="0"/>
-        <w:rPr>
-          <w:rFonts w:ascii="Times New Roman" w:hAnsi="Times New Roman" w:cs="Times New Roman"/>
-          <w:sz w:val="28"/>
-          <w:szCs w:val="28"/>
-        </w:rPr>
-      </w:pPr>
-      <w:r>
-        <w:rPr>
-          <w:rFonts w:ascii="Times New Roman" w:hAnsi="Times New Roman" w:cs="Times New Roman"/>
-          <w:sz w:val="28"/>
-          <w:szCs w:val="28"/>
-        </w:rPr>
-        <w:t xml:space="preserve">           b) Kids                                             ii) to keep safe</w:t>
-      </w:r>
-    </w:p>
-    <w:p>
-      <w:pPr>
-        <w:suppressLineNumbers/>
-        <w:spacing w:after="0"/>
-        <w:rPr>
-          <w:rFonts w:ascii="Times New Roman" w:hAnsi="Times New Roman" w:cs="Times New Roman"/>
-          <w:sz w:val="28"/>
-          <w:szCs w:val="28"/>
-        </w:rPr>
-      </w:pPr>
-      <w:r>
-        <w:rPr>
-          <w:rFonts w:ascii="Times New Roman" w:hAnsi="Times New Roman" w:cs="Times New Roman"/>
-          <w:sz w:val="28"/>
-          <w:szCs w:val="28"/>
-        </w:rPr>
         <w:lastRenderedPageBreak/>
-        <w:t xml:space="preserve">           c) Mess                                             iii) giving out light</w:t>
-      </w:r>
-    </w:p>
-    <w:p>
-      <w:pPr>
-        <w:suppressLineNumbers/>
-        <w:spacing w:after="0"/>
-        <w:rPr>
-          <w:rFonts w:ascii="Times New Roman" w:hAnsi="Times New Roman" w:cs="Times New Roman"/>
-          <w:sz w:val="28"/>
-          <w:szCs w:val="28"/>
-        </w:rPr>
-      </w:pPr>
-      <w:r>
-        <w:rPr>
-          <w:rFonts w:ascii="Times New Roman" w:hAnsi="Times New Roman" w:cs="Times New Roman"/>
-          <w:sz w:val="28"/>
-          <w:szCs w:val="28"/>
-        </w:rPr>
-        <w:t xml:space="preserve">           d) Rest                                              iv) children</w:t>
-      </w:r>
-    </w:p>
-    <w:p>
-      <w:pPr>
-        <w:suppressLineNumbers/>
-        <w:spacing w:after="0"/>
-        <w:rPr>
-          <w:rFonts w:ascii="Times New Roman" w:hAnsi="Times New Roman" w:cs="Times New Roman"/>
-          <w:sz w:val="28"/>
-          <w:szCs w:val="28"/>
-        </w:rPr>
-      </w:pPr>
-      <w:r>
-        <w:rPr>
-          <w:rFonts w:ascii="Times New Roman" w:hAnsi="Times New Roman" w:cs="Times New Roman"/>
-          <w:sz w:val="28"/>
-          <w:szCs w:val="28"/>
-        </w:rPr>
-        <w:t xml:space="preserve">           e) Preserve                                        v) a dirty state of thing or of a place</w:t>
-      </w:r>
-    </w:p>
-    <w:p>
-      <w:pPr>
-        <w:suppressLineNumbers/>
-        <w:spacing w:after="0"/>
-        <w:rPr>
-          <w:rFonts w:ascii="Times New Roman" w:hAnsi="Times New Roman" w:cs="Times New Roman"/>
-          <w:b/>
-          <w:bCs/>
-          <w:sz w:val="28"/>
-          <w:szCs w:val="28"/>
-        </w:rPr>
-      </w:pPr>
-      <w:r>
-        <w:rPr>
-          <w:rFonts w:ascii="Times New Roman" w:hAnsi="Times New Roman" w:cs="Times New Roman"/>
-          <w:b/>
-          <w:bCs/>
-          <w:sz w:val="28"/>
-          <w:szCs w:val="28"/>
-        </w:rPr>
-        <w:t>Q.no 6. Make sent</w:t>
-      </w:r>
-      <w:r>
-        <w:rPr>
-          <w:rFonts w:ascii="Times New Roman" w:hAnsi="Times New Roman" w:cs="Times New Roman"/>
-          <w:b/>
-          <w:bCs/>
-          <w:sz w:val="28"/>
-          <w:szCs w:val="28"/>
-        </w:rPr>
-        <w:t>ences by using following words.</w:t>
-      </w:r>
-      <w:r>
-        <w:rPr>
-          <w:rFonts w:ascii="Times New Roman" w:hAnsi="Times New Roman" w:cs="Times New Roman"/>
-          <w:b/>
-          <w:bCs/>
-          <w:sz w:val="28"/>
-          <w:szCs w:val="28"/>
-        </w:rPr>
-        <w:t xml:space="preserve">                            </w:t>
-      </w:r>
-      <w:r>
-        <w:rPr>
-          <w:rFonts w:ascii="Times New Roman" w:hAnsi="Times New Roman" w:cs="Times New Roman"/>
-          <w:b/>
-          <w:bCs/>
-          <w:sz w:val="28"/>
-          <w:szCs w:val="28"/>
-        </w:rPr>
-        <w:t xml:space="preserve">    </w:t>
-      </w:r>
-      <w:r>
-        <w:rPr>
-          <w:rFonts w:ascii="Times New Roman" w:hAnsi="Times New Roman" w:cs="Times New Roman"/>
-          <w:b/>
-          <w:bCs/>
-          <w:sz w:val="28"/>
-          <w:szCs w:val="28"/>
-        </w:rPr>
-        <w:tab/>
-      </w:r>
-      <w:r>
-        <w:rPr>
-          <w:rFonts w:ascii="Times New Roman" w:hAnsi="Times New Roman" w:cs="Times New Roman"/>
-          <w:b/>
-          <w:bCs/>
-          <w:sz w:val="28"/>
-          <w:szCs w:val="28"/>
-        </w:rPr>
-        <w:tab/>
-      </w:r>
-      <w:r>
-        <w:rPr>
-          <w:rFonts w:ascii="Times New Roman" w:hAnsi="Times New Roman" w:cs="Times New Roman"/>
-          <w:b/>
-          <w:bCs/>
-          <w:sz w:val="28"/>
-          <w:szCs w:val="28"/>
-        </w:rPr>
-        <w:tab/>
-      </w:r>
-      <w:r>
-        <w:rPr>
-          <w:rFonts w:ascii="Times New Roman" w:hAnsi="Times New Roman" w:cs="Times New Roman"/>
-          <w:b/>
-          <w:bCs/>
-          <w:sz w:val="28"/>
-          <w:szCs w:val="28"/>
-        </w:rPr>
-        <w:t>[4]</w:t>
-      </w:r>
-    </w:p>
-    <w:p>
-      <w:pPr>
-        <w:suppressLineNumbers/>
-        <w:spacing w:after="0"/>
-        <w:rPr>
-          <w:rFonts w:ascii="Times New Roman" w:hAnsi="Times New Roman" w:cs="Times New Roman"/>
-          <w:sz w:val="28"/>
-          <w:szCs w:val="28"/>
-        </w:rPr>
-      </w:pPr>
-      <w:r>
-        <w:rPr>
-          <w:rFonts w:ascii="Times New Roman" w:hAnsi="Times New Roman" w:cs="Times New Roman"/>
-          <w:sz w:val="28"/>
-          <w:szCs w:val="28"/>
-        </w:rPr>
-        <w:t xml:space="preserve">             </w:t>
-      </w:r>
-      <w:proofErr w:type="gramStart"/>
-      <w:r>
-        <w:rPr>
-          <w:rFonts w:ascii="Times New Roman" w:hAnsi="Times New Roman" w:cs="Times New Roman"/>
-          <w:sz w:val="28"/>
-          <w:szCs w:val="28"/>
-        </w:rPr>
-        <w:t>Cow  -</w:t>
-      </w:r>
-      <w:proofErr w:type="gramEnd"/>
-    </w:p>
-    <w:p>
-      <w:pPr>
-        <w:suppressLineNumbers/>
-        <w:spacing w:after="0"/>
-        <w:rPr>
-          <w:rFonts w:ascii="Times New Roman" w:hAnsi="Times New Roman" w:cs="Times New Roman"/>
-          <w:sz w:val="28"/>
-          <w:szCs w:val="28"/>
-        </w:rPr>
-      </w:pPr>
-      <w:r>
-        <w:rPr>
-          <w:rFonts w:ascii="Times New Roman" w:hAnsi="Times New Roman" w:cs="Times New Roman"/>
-          <w:sz w:val="28"/>
-          <w:szCs w:val="28"/>
-        </w:rPr>
-        <w:t xml:space="preserve">             Teacher -</w:t>
-      </w:r>
-    </w:p>
-    <w:p>
-      <w:pPr>
-        <w:suppressLineNumbers/>
-        <w:spacing w:after="0"/>
-        <w:rPr>
-          <w:rFonts w:ascii="Times New Roman" w:hAnsi="Times New Roman" w:cs="Times New Roman"/>
-          <w:sz w:val="28"/>
-          <w:szCs w:val="28"/>
-        </w:rPr>
-      </w:pPr>
-      <w:r>
-        <w:rPr>
-          <w:rFonts w:ascii="Times New Roman" w:hAnsi="Times New Roman" w:cs="Times New Roman"/>
-          <w:sz w:val="28"/>
-          <w:szCs w:val="28"/>
-        </w:rPr>
-        <w:t xml:space="preserve">             Computer –</w:t>
-      </w:r>
-    </w:p>
-    <w:p>
-      <w:pPr>
-        <w:suppressLineNumbers/>
-        <w:spacing w:after="0"/>
-        <w:rPr>
-          <w:rFonts w:ascii="Times New Roman" w:hAnsi="Times New Roman" w:cs="Times New Roman"/>
-          <w:sz w:val="28"/>
-          <w:szCs w:val="28"/>
-        </w:rPr>
-      </w:pPr>
-      <w:r>
-        <w:rPr>
-          <w:rFonts w:ascii="Times New Roman" w:hAnsi="Times New Roman" w:cs="Times New Roman"/>
-          <w:sz w:val="28"/>
-          <w:szCs w:val="28"/>
-        </w:rPr>
-        <w:t xml:space="preserve">             Cook –</w:t>
-      </w:r>
-    </w:p>
-    <w:p>
-      <w:pPr>
-        <w:suppressLineNumbers/>
-        <w:spacing w:after="0"/>
-        <w:rPr>
-          <w:rFonts w:ascii="Times New Roman" w:hAnsi="Times New Roman" w:cs="Times New Roman"/>
-          <w:b/>
-          <w:bCs/>
-          <w:sz w:val="28"/>
-          <w:szCs w:val="28"/>
-        </w:rPr>
-      </w:pPr>
-      <w:r>
-        <w:rPr>
-          <w:rFonts w:ascii="Times New Roman" w:hAnsi="Times New Roman" w:cs="Times New Roman"/>
-          <w:b/>
-          <w:bCs/>
-          <w:sz w:val="28"/>
-          <w:szCs w:val="28"/>
-        </w:rPr>
-        <w:t xml:space="preserve">Q.no 7. Make words.                                                  </w:t>
-      </w:r>
-      <w:r>
-        <w:rPr>
-          <w:rFonts w:ascii="Times New Roman" w:hAnsi="Times New Roman" w:cs="Times New Roman"/>
-          <w:b/>
-          <w:bCs/>
-          <w:sz w:val="28"/>
-          <w:szCs w:val="28"/>
-        </w:rPr>
-        <w:t xml:space="preserve">                          </w:t>
-      </w:r>
-      <w:r>
-        <w:rPr>
-          <w:rFonts w:ascii="Times New Roman" w:hAnsi="Times New Roman" w:cs="Times New Roman"/>
-          <w:b/>
-          <w:bCs/>
-          <w:sz w:val="28"/>
-          <w:szCs w:val="28"/>
-        </w:rPr>
-        <w:t xml:space="preserve">    </w:t>
-      </w:r>
-      <w:r>
-        <w:rPr>
-          <w:rFonts w:ascii="Times New Roman" w:hAnsi="Times New Roman" w:cs="Times New Roman"/>
-          <w:b/>
-          <w:bCs/>
-          <w:sz w:val="28"/>
-          <w:szCs w:val="28"/>
-        </w:rPr>
-        <w:tab/>
-      </w:r>
-      <w:r>
-        <w:rPr>
-          <w:rFonts w:ascii="Times New Roman" w:hAnsi="Times New Roman" w:cs="Times New Roman"/>
-          <w:b/>
-          <w:bCs/>
-          <w:sz w:val="28"/>
-          <w:szCs w:val="28"/>
-        </w:rPr>
-        <w:tab/>
-      </w:r>
-      <w:r>
-        <w:rPr>
-          <w:rFonts w:ascii="Times New Roman" w:hAnsi="Times New Roman" w:cs="Times New Roman"/>
-          <w:b/>
-          <w:bCs/>
-          <w:sz w:val="28"/>
-          <w:szCs w:val="28"/>
-        </w:rPr>
-        <w:tab/>
-      </w:r>
-      <w:r>
-        <w:rPr>
-          <w:rFonts w:ascii="Times New Roman" w:hAnsi="Times New Roman" w:cs="Times New Roman"/>
-          <w:b/>
-          <w:bCs/>
-          <w:sz w:val="28"/>
-          <w:szCs w:val="28"/>
-        </w:rPr>
-        <w:t>[4]</w:t>
-      </w:r>
-    </w:p>
-    <w:p>
-      <w:pPr>
-        <w:suppressLineNumbers/>
-        <w:spacing w:after="0"/>
-        <w:rPr>
-          <w:rFonts w:ascii="Times New Roman" w:hAnsi="Times New Roman" w:cs="Times New Roman"/>
-          <w:sz w:val="28"/>
-          <w:szCs w:val="28"/>
-        </w:rPr>
-      </w:pPr>
-      <w:r>
-        <w:rPr>
-          <w:rFonts w:ascii="Times New Roman" w:hAnsi="Times New Roman" w:cs="Times New Roman"/>
-          <w:sz w:val="28"/>
-          <w:szCs w:val="28"/>
-        </w:rPr>
-        <w:t xml:space="preserve">             </w:t>
-      </w:r>
-      <w:proofErr w:type="spellStart"/>
-      <w:r>
-        <w:rPr>
-          <w:rFonts w:ascii="Times New Roman" w:hAnsi="Times New Roman" w:cs="Times New Roman"/>
-          <w:sz w:val="28"/>
-          <w:szCs w:val="28"/>
-        </w:rPr>
-        <w:t>e</w:t>
-      </w:r>
-      <w:r>
-        <w:rPr>
-          <w:rFonts w:ascii="Times New Roman" w:hAnsi="Times New Roman" w:cs="Times New Roman"/>
-          <w:sz w:val="28"/>
-          <w:szCs w:val="28"/>
-        </w:rPr>
-        <w:t>por</w:t>
-      </w:r>
-      <w:proofErr w:type="spellEnd"/>
-      <w:r>
-        <w:rPr>
-          <w:rFonts w:ascii="Times New Roman" w:hAnsi="Times New Roman" w:cs="Times New Roman"/>
-          <w:sz w:val="28"/>
-          <w:szCs w:val="28"/>
-        </w:rPr>
-        <w:t xml:space="preserve"> -                </w:t>
-      </w:r>
-      <w:r>
-        <w:rPr>
-          <w:rFonts w:ascii="Times New Roman" w:hAnsi="Times New Roman" w:cs="Times New Roman"/>
-          <w:sz w:val="28"/>
-          <w:szCs w:val="28"/>
-        </w:rPr>
-        <w:t xml:space="preserve">                               </w:t>
-      </w:r>
-      <w:proofErr w:type="spellStart"/>
-      <w:r>
-        <w:rPr>
-          <w:rFonts w:ascii="Times New Roman" w:hAnsi="Times New Roman" w:cs="Times New Roman"/>
-          <w:sz w:val="28"/>
-          <w:szCs w:val="28"/>
-        </w:rPr>
-        <w:t>a</w:t>
-      </w:r>
-      <w:r>
-        <w:rPr>
-          <w:rFonts w:ascii="Times New Roman" w:hAnsi="Times New Roman" w:cs="Times New Roman"/>
-          <w:sz w:val="28"/>
-          <w:szCs w:val="28"/>
-        </w:rPr>
-        <w:t>chte</w:t>
-      </w:r>
-      <w:proofErr w:type="spellEnd"/>
-      <w:r>
-        <w:rPr>
-          <w:rFonts w:ascii="Times New Roman" w:hAnsi="Times New Roman" w:cs="Times New Roman"/>
-          <w:sz w:val="28"/>
-          <w:szCs w:val="28"/>
-        </w:rPr>
-        <w:t xml:space="preserve"> –</w:t>
-      </w:r>
-    </w:p>
-    <w:p>
-      <w:pPr>
-        <w:suppressLineNumbers/>
-        <w:spacing w:after="0"/>
-        <w:rPr>
-          <w:rFonts w:ascii="Times New Roman" w:hAnsi="Times New Roman" w:cs="Times New Roman"/>
-          <w:sz w:val="28"/>
-          <w:szCs w:val="28"/>
-        </w:rPr>
-      </w:pPr>
-      <w:r>
-        <w:rPr>
-          <w:rFonts w:ascii="Times New Roman" w:hAnsi="Times New Roman" w:cs="Times New Roman"/>
-          <w:sz w:val="28"/>
-          <w:szCs w:val="28"/>
-        </w:rPr>
-        <w:t xml:space="preserve">             </w:t>
-      </w:r>
-      <w:proofErr w:type="spellStart"/>
-      <w:r>
-        <w:rPr>
-          <w:rFonts w:ascii="Times New Roman" w:hAnsi="Times New Roman" w:cs="Times New Roman"/>
-          <w:sz w:val="28"/>
-          <w:szCs w:val="28"/>
-        </w:rPr>
-        <w:t>r</w:t>
-      </w:r>
-      <w:r>
-        <w:rPr>
-          <w:rFonts w:ascii="Times New Roman" w:hAnsi="Times New Roman" w:cs="Times New Roman"/>
-          <w:sz w:val="28"/>
-          <w:szCs w:val="28"/>
-        </w:rPr>
-        <w:t>ubsh</w:t>
-      </w:r>
-      <w:proofErr w:type="spellEnd"/>
-      <w:r>
-        <w:rPr>
-          <w:rFonts w:ascii="Times New Roman" w:hAnsi="Times New Roman" w:cs="Times New Roman"/>
-          <w:sz w:val="28"/>
-          <w:szCs w:val="28"/>
-        </w:rPr>
-        <w:t xml:space="preserve"> -              </w:t>
-      </w:r>
-      <w:r>
-        <w:rPr>
-          <w:rFonts w:ascii="Times New Roman" w:hAnsi="Times New Roman" w:cs="Times New Roman"/>
-          <w:sz w:val="28"/>
-          <w:szCs w:val="28"/>
-        </w:rPr>
-        <w:t xml:space="preserve">                               </w:t>
-      </w:r>
-      <w:proofErr w:type="spellStart"/>
-      <w:r>
-        <w:rPr>
-          <w:rFonts w:ascii="Times New Roman" w:hAnsi="Times New Roman" w:cs="Times New Roman"/>
-          <w:sz w:val="28"/>
-          <w:szCs w:val="28"/>
-        </w:rPr>
-        <w:t>c</w:t>
-      </w:r>
-      <w:r>
-        <w:rPr>
-          <w:rFonts w:ascii="Times New Roman" w:hAnsi="Times New Roman" w:cs="Times New Roman"/>
-          <w:sz w:val="28"/>
-          <w:szCs w:val="28"/>
-        </w:rPr>
-        <w:t>elna</w:t>
-      </w:r>
-      <w:proofErr w:type="spellEnd"/>
-      <w:r>
-        <w:rPr>
-          <w:rFonts w:ascii="Times New Roman" w:hAnsi="Times New Roman" w:cs="Times New Roman"/>
-          <w:sz w:val="28"/>
-          <w:szCs w:val="28"/>
-        </w:rPr>
-        <w:t xml:space="preserve"> –</w:t>
-      </w:r>
-    </w:p>
-    <w:p>
-      <w:pPr>
-        <w:suppressLineNumbers/>
-        <w:spacing w:after="0"/>
-        <w:rPr>
-          <w:rFonts w:ascii="Times New Roman" w:hAnsi="Times New Roman" w:cs="Times New Roman"/>
-          <w:b/>
-          <w:bCs/>
-          <w:sz w:val="28"/>
-          <w:szCs w:val="28"/>
-        </w:rPr>
-      </w:pPr>
-      <w:r>
-        <w:rPr>
-          <w:rFonts w:ascii="Times New Roman" w:hAnsi="Times New Roman" w:cs="Times New Roman"/>
-          <w:b/>
-          <w:bCs/>
-          <w:sz w:val="28"/>
-          <w:szCs w:val="28"/>
-        </w:rPr>
-        <w:t xml:space="preserve">q.no 8. Write yes, I am or </w:t>
-      </w:r>
-      <w:proofErr w:type="gramStart"/>
-      <w:r>
-        <w:rPr>
-          <w:rFonts w:ascii="Times New Roman" w:hAnsi="Times New Roman" w:cs="Times New Roman"/>
-          <w:b/>
-          <w:bCs/>
-          <w:sz w:val="28"/>
-          <w:szCs w:val="28"/>
-        </w:rPr>
-        <w:t>No</w:t>
-      </w:r>
-      <w:proofErr w:type="gramEnd"/>
-      <w:r>
-        <w:rPr>
-          <w:rFonts w:ascii="Times New Roman" w:hAnsi="Times New Roman" w:cs="Times New Roman"/>
-          <w:b/>
-          <w:bCs/>
-          <w:sz w:val="28"/>
-          <w:szCs w:val="28"/>
-        </w:rPr>
-        <w:t xml:space="preserve">, I am not about you.  </w:t>
-      </w:r>
-      <w:r>
-        <w:rPr>
-          <w:rFonts w:ascii="Times New Roman" w:hAnsi="Times New Roman" w:cs="Times New Roman"/>
-          <w:b/>
-          <w:bCs/>
-          <w:sz w:val="28"/>
-          <w:szCs w:val="28"/>
-        </w:rPr>
-        <w:t xml:space="preserve">                              </w:t>
-      </w:r>
-      <w:r>
-        <w:rPr>
-          <w:rFonts w:ascii="Times New Roman" w:hAnsi="Times New Roman" w:cs="Times New Roman"/>
-          <w:b/>
-          <w:bCs/>
-          <w:sz w:val="28"/>
-          <w:szCs w:val="28"/>
-        </w:rPr>
-        <w:t xml:space="preserve">     </w:t>
-      </w:r>
-      <w:r>
-        <w:rPr>
-          <w:rFonts w:ascii="Times New Roman" w:hAnsi="Times New Roman" w:cs="Times New Roman"/>
-          <w:b/>
-          <w:bCs/>
-          <w:sz w:val="28"/>
-          <w:szCs w:val="28"/>
-        </w:rPr>
-        <w:tab/>
-      </w:r>
-      <w:r>
-        <w:rPr>
-          <w:rFonts w:ascii="Times New Roman" w:hAnsi="Times New Roman" w:cs="Times New Roman"/>
-          <w:b/>
-          <w:bCs/>
-          <w:sz w:val="28"/>
-          <w:szCs w:val="28"/>
-        </w:rPr>
-        <w:tab/>
-      </w:r>
-      <w:r>
-        <w:rPr>
-          <w:rFonts w:ascii="Times New Roman" w:hAnsi="Times New Roman" w:cs="Times New Roman"/>
-          <w:b/>
-          <w:bCs/>
-          <w:sz w:val="28"/>
-          <w:szCs w:val="28"/>
-        </w:rPr>
-        <w:tab/>
-      </w:r>
-      <w:r>
-        <w:rPr>
-          <w:rFonts w:ascii="Times New Roman" w:hAnsi="Times New Roman" w:cs="Times New Roman"/>
-          <w:b/>
-          <w:bCs/>
-          <w:sz w:val="28"/>
-          <w:szCs w:val="28"/>
-        </w:rPr>
-        <w:t>[4]</w:t>
-      </w:r>
-    </w:p>
-    <w:p>
-      <w:pPr>
-        <w:suppressLineNumbers/>
-        <w:spacing w:after="0"/>
-        <w:rPr>
-          <w:rFonts w:ascii="Times New Roman" w:hAnsi="Times New Roman" w:cs="Times New Roman"/>
-          <w:sz w:val="28"/>
-          <w:szCs w:val="28"/>
-        </w:rPr>
-      </w:pPr>
-      <w:r>
-        <w:rPr>
-          <w:rFonts w:ascii="Times New Roman" w:hAnsi="Times New Roman" w:cs="Times New Roman"/>
-          <w:sz w:val="28"/>
-          <w:szCs w:val="28"/>
-        </w:rPr>
-        <w:t xml:space="preserve">          a) Are you a teacher? </w:t>
-      </w:r>
-    </w:p>
-    <w:p>
-      <w:pPr>
-        <w:suppressLineNumbers/>
-        <w:spacing w:after="0"/>
-        <w:rPr>
-          <w:rFonts w:ascii="Times New Roman" w:hAnsi="Times New Roman" w:cs="Times New Roman"/>
-          <w:sz w:val="28"/>
-          <w:szCs w:val="28"/>
-        </w:rPr>
-      </w:pPr>
-      <w:r>
-        <w:rPr>
-          <w:rFonts w:ascii="Times New Roman" w:hAnsi="Times New Roman" w:cs="Times New Roman"/>
-          <w:sz w:val="28"/>
-          <w:szCs w:val="28"/>
-        </w:rPr>
-        <w:t xml:space="preserve">             ________________________________________________________</w:t>
-      </w:r>
-    </w:p>
-    <w:p>
-      <w:pPr>
-        <w:suppressLineNumbers/>
-        <w:spacing w:after="0"/>
-        <w:rPr>
-          <w:rFonts w:ascii="Times New Roman" w:hAnsi="Times New Roman" w:cs="Times New Roman"/>
-          <w:sz w:val="28"/>
-          <w:szCs w:val="28"/>
-        </w:rPr>
-      </w:pPr>
-      <w:r>
-        <w:rPr>
-          <w:rFonts w:ascii="Times New Roman" w:hAnsi="Times New Roman" w:cs="Times New Roman"/>
-          <w:sz w:val="28"/>
-          <w:szCs w:val="28"/>
-        </w:rPr>
-        <w:t xml:space="preserve">          b) Are you fat?</w:t>
-      </w:r>
-    </w:p>
-    <w:p>
-      <w:pPr>
-        <w:suppressLineNumbers/>
-        <w:spacing w:after="0"/>
-        <w:rPr>
-          <w:rFonts w:ascii="Times New Roman" w:hAnsi="Times New Roman" w:cs="Times New Roman"/>
-          <w:sz w:val="28"/>
-          <w:szCs w:val="28"/>
-        </w:rPr>
-      </w:pPr>
-      <w:r>
-        <w:rPr>
-          <w:rFonts w:ascii="Times New Roman" w:hAnsi="Times New Roman" w:cs="Times New Roman"/>
-          <w:sz w:val="28"/>
-          <w:szCs w:val="28"/>
-        </w:rPr>
-        <w:t xml:space="preserve">              ________________________________________________________</w:t>
-      </w:r>
-    </w:p>
-    <w:p>
-      <w:pPr>
-        <w:suppressLineNumbers/>
-        <w:spacing w:after="0"/>
-        <w:rPr>
-          <w:rFonts w:ascii="Times New Roman" w:hAnsi="Times New Roman" w:cs="Times New Roman"/>
-          <w:sz w:val="28"/>
-          <w:szCs w:val="28"/>
-        </w:rPr>
-      </w:pPr>
-      <w:r>
-        <w:rPr>
-          <w:rFonts w:ascii="Times New Roman" w:hAnsi="Times New Roman" w:cs="Times New Roman"/>
-          <w:sz w:val="28"/>
-          <w:szCs w:val="28"/>
-        </w:rPr>
-        <w:t xml:space="preserve">          c) Are you a student?</w:t>
-      </w:r>
-    </w:p>
-    <w:p>
-      <w:pPr>
-        <w:suppressLineNumbers/>
-        <w:spacing w:after="0"/>
-        <w:rPr>
-          <w:rFonts w:ascii="Times New Roman" w:hAnsi="Times New Roman" w:cs="Times New Roman"/>
-          <w:sz w:val="28"/>
-          <w:szCs w:val="28"/>
-        </w:rPr>
-      </w:pPr>
-      <w:r>
-        <w:rPr>
-          <w:rFonts w:ascii="Times New Roman" w:hAnsi="Times New Roman" w:cs="Times New Roman"/>
-          <w:sz w:val="28"/>
-          <w:szCs w:val="28"/>
-        </w:rPr>
-        <w:t xml:space="preserve">             _________________________________________________________</w:t>
-      </w:r>
-    </w:p>
-    <w:p>
-      <w:pPr>
-        <w:suppressLineNumbers/>
-        <w:spacing w:after="0"/>
-        <w:rPr>
-          <w:rFonts w:ascii="Times New Roman" w:hAnsi="Times New Roman" w:cs="Times New Roman"/>
-          <w:sz w:val="28"/>
-          <w:szCs w:val="28"/>
-        </w:rPr>
-      </w:pPr>
-      <w:r>
-        <w:rPr>
-          <w:rFonts w:ascii="Times New Roman" w:hAnsi="Times New Roman" w:cs="Times New Roman"/>
-          <w:sz w:val="28"/>
-          <w:szCs w:val="28"/>
-        </w:rPr>
-        <w:t xml:space="preserve">           d) Are you tall?</w:t>
-      </w:r>
-    </w:p>
-    <w:p>
-      <w:pPr>
-        <w:suppressLineNumbers/>
-        <w:spacing w:after="0"/>
-        <w:rPr>
-          <w:rFonts w:ascii="Times New Roman" w:hAnsi="Times New Roman" w:cs="Times New Roman"/>
-          <w:sz w:val="28"/>
-          <w:szCs w:val="28"/>
-        </w:rPr>
-      </w:pPr>
-      <w:r>
-        <w:rPr>
-          <w:rFonts w:ascii="Times New Roman" w:hAnsi="Times New Roman" w:cs="Times New Roman"/>
-          <w:sz w:val="28"/>
-          <w:szCs w:val="28"/>
-        </w:rPr>
-        <w:t xml:space="preserve">               _________________________________________________________</w:t>
-      </w:r>
-    </w:p>
-    <w:p>
-      <w:pPr>
-        <w:suppressLineNumbers/>
-        <w:spacing w:after="0"/>
-        <w:rPr>
-          <w:rFonts w:ascii="Times New Roman" w:hAnsi="Times New Roman" w:cs="Times New Roman"/>
-          <w:b/>
-          <w:bCs/>
-          <w:sz w:val="28"/>
-          <w:szCs w:val="28"/>
-        </w:rPr>
-      </w:pPr>
-      <w:r>
-        <w:rPr>
-          <w:rFonts w:ascii="Times New Roman" w:hAnsi="Times New Roman" w:cs="Times New Roman"/>
-          <w:b/>
-          <w:bCs/>
-          <w:sz w:val="28"/>
-          <w:szCs w:val="28"/>
-        </w:rPr>
         <w:t xml:space="preserve">Q.no 9. Answer the questions.                                              </w:t>
       </w:r>
       <w:r>
@@ -4121,6 +4129,14 @@
         </w:rPr>
         <w:t xml:space="preserve">             ____________________________________________________________</w:t>
       </w:r>
+      <w:r>
+        <w:rPr>
+          <w:rFonts w:ascii="Times New Roman" w:hAnsi="Times New Roman" w:cs="Times New Roman"/>
+          <w:sz w:val="28"/>
+          <w:szCs w:val="28"/>
+        </w:rPr>
+        <w:t>________</w:t>
+      </w:r>
     </w:p>
     <w:p>
       <w:pPr>
@@ -4159,6 +4175,14 @@
         </w:rPr>
         <w:t xml:space="preserve">              ____________________________________________________________</w:t>
       </w:r>
+      <w:r>
+        <w:rPr>
+          <w:rFonts w:ascii="Times New Roman" w:hAnsi="Times New Roman" w:cs="Times New Roman"/>
+          <w:sz w:val="28"/>
+          <w:szCs w:val="28"/>
+        </w:rPr>
+        <w:t>_______</w:t>
+      </w:r>
     </w:p>
     <w:p>
       <w:pPr>
@@ -4197,6 +4221,14 @@
         </w:rPr>
         <w:t xml:space="preserve">               ____________________________________________________________</w:t>
       </w:r>
+      <w:r>
+        <w:rPr>
+          <w:rFonts w:ascii="Times New Roman" w:hAnsi="Times New Roman" w:cs="Times New Roman"/>
+          <w:sz w:val="28"/>
+          <w:szCs w:val="28"/>
+        </w:rPr>
+        <w:t>______</w:t>
+      </w:r>
     </w:p>
     <w:p>
       <w:pPr>
@@ -4231,33 +4263,30 @@
         </w:rPr>
         <w:t xml:space="preserve">               _____________________________________________________________</w:t>
       </w:r>
-    </w:p>
-    <w:p>
-      <w:pPr>
-        <w:rPr>
-          <w:rFonts w:ascii="Times New Roman" w:hAnsi="Times New Roman" w:cs="Times New Roman"/>
-          <w:sz w:val="28"/>
-          <w:szCs w:val="28"/>
-        </w:rPr>
-      </w:pPr>
-      <w:r>
-        <w:rPr>
-          <w:rFonts w:ascii="Times New Roman" w:hAnsi="Times New Roman" w:cs="Times New Roman"/>
-          <w:sz w:val="28"/>
-          <w:szCs w:val="28"/>
-        </w:rPr>
-        <w:t xml:space="preserve">          </w:t>
-      </w:r>
-      <w:proofErr w:type="gramStart"/>
-      <w:r>
-        <w:rPr>
-          <w:rFonts w:ascii="Times New Roman" w:hAnsi="Times New Roman" w:cs="Times New Roman"/>
-          <w:sz w:val="28"/>
-          <w:szCs w:val="28"/>
-        </w:rPr>
-        <w:t>e )</w:t>
-      </w:r>
-      <w:proofErr w:type="gramEnd"/>
+      <w:r>
+        <w:rPr>
+          <w:sz w:val="28"/>
+          <w:szCs w:val="24"/>
+        </w:rPr>
+        <w:t>_____</w:t>
+      </w:r>
+    </w:p>
+    <w:p>
+      <w:pPr>
+        <w:rPr>
+          <w:rFonts w:ascii="Times New Roman" w:hAnsi="Times New Roman" w:cs="Times New Roman"/>
+          <w:sz w:val="28"/>
+          <w:szCs w:val="28"/>
+        </w:rPr>
+      </w:pPr>
+      <w:r>
+        <w:rPr>
+          <w:rFonts w:ascii="Times New Roman" w:hAnsi="Times New Roman" w:cs="Times New Roman"/>
+          <w:sz w:val="28"/>
+          <w:szCs w:val="28"/>
+        </w:rPr>
+        <w:t xml:space="preserve">          e) </w:t>
+      </w:r>
       <w:r>
         <w:rPr>
           <w:rFonts w:ascii="Times New Roman" w:hAnsi="Times New Roman" w:cs="Times New Roman"/>
@@ -4272,14 +4301,6 @@
           <w:sz w:val="28"/>
           <w:szCs w:val="28"/>
         </w:rPr>
-        <w:t xml:space="preserve"> </w:t>
-      </w:r>
-      <w:r>
-        <w:rPr>
-          <w:rFonts w:ascii="Times New Roman" w:hAnsi="Times New Roman" w:cs="Times New Roman"/>
-          <w:sz w:val="28"/>
-          <w:szCs w:val="28"/>
-        </w:rPr>
         <w:t>Did the lion let the cow go home?</w:t>
       </w:r>
     </w:p>
@@ -4299,24 +4320,32 @@
         </w:rPr>
         <w:t xml:space="preserve">               _______________________________________________________________</w:t>
       </w:r>
-    </w:p>
-    <w:p>
-      <w:pPr>
-        <w:rPr>
-          <w:rFonts w:ascii="Times New Roman" w:hAnsi="Times New Roman" w:cs="Times New Roman"/>
-          <w:sz w:val="28"/>
-          <w:szCs w:val="28"/>
-        </w:rPr>
-      </w:pPr>
-      <w:r>
-        <w:rPr>
-          <w:rFonts w:ascii="Times New Roman" w:hAnsi="Times New Roman" w:cs="Times New Roman"/>
-          <w:b/>
-          <w:bCs/>
-          <w:sz w:val="28"/>
-          <w:szCs w:val="28"/>
-        </w:rPr>
-        <w:t xml:space="preserve">Q.no 10. Write a paragraph about your school.                                  </w:t>
+      <w:r>
+        <w:rPr>
+          <w:rFonts w:ascii="Times New Roman" w:hAnsi="Times New Roman" w:cs="Times New Roman"/>
+          <w:sz w:val="28"/>
+          <w:szCs w:val="28"/>
+        </w:rPr>
+        <w:t>___</w:t>
+      </w:r>
+    </w:p>
+    <w:p>
+      <w:pPr>
+        <w:rPr>
+          <w:rFonts w:ascii="Times New Roman" w:hAnsi="Times New Roman" w:cs="Times New Roman"/>
+          <w:sz w:val="28"/>
+          <w:szCs w:val="28"/>
+        </w:rPr>
+      </w:pPr>
+      <w:r>
+        <w:rPr>
+          <w:rFonts w:ascii="Times New Roman" w:hAnsi="Times New Roman" w:cs="Times New Roman"/>
+          <w:b/>
+          <w:bCs/>
+          <w:sz w:val="28"/>
+          <w:szCs w:val="28"/>
+        </w:rPr>
+        <w:t xml:space="preserve">Q.no 10. Write a paragraph about your school.                                 </w:t>
       </w:r>
       <w:r>
         <w:rPr>
@@ -4365,6 +4394,141 @@
           <w:szCs w:val="28"/>
         </w:rPr>
         <w:t xml:space="preserve">   </w:t>
+      </w:r>
+    </w:p>
+    <w:p>
+      <w:pPr>
+        <w:rPr>
+          <w:rFonts w:ascii="Times New Roman" w:hAnsi="Times New Roman" w:cs="Times New Roman"/>
+          <w:sz w:val="28"/>
+          <w:szCs w:val="28"/>
+        </w:rPr>
+      </w:pPr>
+      <w:r>
+        <w:rPr>
+          <w:rFonts w:ascii="Times New Roman" w:hAnsi="Times New Roman" w:cs="Times New Roman"/>
+          <w:sz w:val="28"/>
+          <w:szCs w:val="28"/>
+        </w:rPr>
+        <w:t xml:space="preserve">                 _______________________________________________________________</w:t>
+      </w:r>
+    </w:p>
+    <w:p>
+      <w:pPr>
+        <w:rPr>
+          <w:rFonts w:ascii="Times New Roman" w:hAnsi="Times New Roman" w:cs="Times New Roman"/>
+          <w:sz w:val="28"/>
+          <w:szCs w:val="28"/>
+        </w:rPr>
+      </w:pPr>
+      <w:r>
+        <w:rPr>
+          <w:rFonts w:ascii="Times New Roman" w:hAnsi="Times New Roman" w:cs="Times New Roman"/>
+          <w:sz w:val="28"/>
+          <w:szCs w:val="28"/>
+        </w:rPr>
+        <w:t xml:space="preserve">                _________________________________________________________________</w:t>
+      </w:r>
+    </w:p>
+    <w:p>
+      <w:pPr>
+        <w:rPr>
+          <w:rFonts w:ascii="Times New Roman" w:hAnsi="Times New Roman" w:cs="Times New Roman"/>
+          <w:sz w:val="28"/>
+          <w:szCs w:val="28"/>
+        </w:rPr>
+      </w:pPr>
+      <w:r>
+        <w:rPr>
+          <w:rFonts w:ascii="Times New Roman" w:hAnsi="Times New Roman" w:cs="Times New Roman"/>
+          <w:sz w:val="28"/>
+          <w:szCs w:val="28"/>
+        </w:rPr>
+        <w:t xml:space="preserve">               _________________________________________________________________</w:t>
+      </w:r>
+    </w:p>
+    <w:p>
+      <w:pPr>
+        <w:rPr>
+          <w:rFonts w:ascii="Times New Roman" w:hAnsi="Times New Roman" w:cs="Times New Roman"/>
+          <w:sz w:val="28"/>
+          <w:szCs w:val="28"/>
+        </w:rPr>
+      </w:pPr>
+      <w:r>
+        <w:rPr>
+          <w:rFonts w:ascii="Times New Roman" w:hAnsi="Times New Roman" w:cs="Times New Roman"/>
+          <w:sz w:val="28"/>
+          <w:szCs w:val="28"/>
+        </w:rPr>
+        <w:t xml:space="preserve">             __________________________________________________________________</w:t>
+      </w:r>
+    </w:p>
+    <w:p>
+      <w:pPr>
+        <w:rPr>
+          <w:rFonts w:ascii="Times New Roman" w:hAnsi="Times New Roman" w:cs="Times New Roman"/>
+          <w:sz w:val="28"/>
+          <w:szCs w:val="28"/>
+        </w:rPr>
+      </w:pPr>
+      <w:r>
+        <w:rPr>
+          <w:rFonts w:ascii="Times New Roman" w:hAnsi="Times New Roman" w:cs="Times New Roman"/>
+          <w:sz w:val="28"/>
+          <w:szCs w:val="28"/>
+        </w:rPr>
+        <w:t xml:space="preserve">                 _______________________________________________________________</w:t>
+      </w:r>
+    </w:p>
+    <w:p>
+      <w:pPr>
+        <w:rPr>
+          <w:rFonts w:ascii="Times New Roman" w:hAnsi="Times New Roman" w:cs="Times New Roman"/>
+          <w:sz w:val="28"/>
+          <w:szCs w:val="28"/>
+        </w:rPr>
+      </w:pPr>
+      <w:r>
+        <w:rPr>
+          <w:rFonts w:ascii="Times New Roman" w:hAnsi="Times New Roman" w:cs="Times New Roman"/>
+          <w:sz w:val="28"/>
+          <w:szCs w:val="28"/>
+        </w:rPr>
+        <w:t xml:space="preserve">                _________________________________________________________________</w:t>
+      </w:r>
+    </w:p>
+    <w:p>
+      <w:pPr>
+        <w:rPr>
+          <w:rFonts w:ascii="Times New Roman" w:hAnsi="Times New Roman" w:cs="Times New Roman"/>
+          <w:sz w:val="28"/>
+          <w:szCs w:val="28"/>
+        </w:rPr>
+      </w:pPr>
+      <w:r>
+        <w:rPr>
+          <w:rFonts w:ascii="Times New Roman" w:hAnsi="Times New Roman" w:cs="Times New Roman"/>
+          <w:sz w:val="28"/>
+          <w:szCs w:val="28"/>
+        </w:rPr>
+        <w:t xml:space="preserve">               _________________________________________________________________</w:t>
+      </w:r>
+    </w:p>
+    <w:p>
+      <w:pPr>
+        <w:rPr>
+          <w:sz w:val="28"/>
+          <w:szCs w:val="24"/>
+        </w:rPr>
+      </w:pPr>
+      <w:r>
+        <w:rPr>
+          <w:rFonts w:ascii="Times New Roman" w:hAnsi="Times New Roman" w:cs="Times New Roman"/>
+          <w:sz w:val="28"/>
+          <w:szCs w:val="28"/>
+        </w:rPr>
+        <w:t xml:space="preserve">             __________________________________________________________________</w:t>
       </w:r>
     </w:p>
     <w:p>
@@ -4440,41 +4604,24 @@
         <w:suppressLineNumbers/>
         <w:spacing w:after="0"/>
         <w:ind w:left="465"/>
-        <w:rPr>
-          <w:rFonts w:ascii="Times New Roman" w:hAnsi="Times New Roman" w:cs="Times New Roman"/>
-          <w:sz w:val="28"/>
-          <w:szCs w:val="28"/>
-        </w:rPr>
-      </w:pPr>
-    </w:p>
-    <w:p>
-      <w:pPr>
-        <w:pStyle w:val="ListParagraph"/>
-        <w:suppressLineNumbers/>
-        <w:spacing w:after="0"/>
-        <w:ind w:left="465"/>
-        <w:rPr>
-          <w:rFonts w:ascii="Times New Roman" w:hAnsi="Times New Roman" w:cs="Times New Roman"/>
-          <w:sz w:val="28"/>
-          <w:szCs w:val="28"/>
-        </w:rPr>
-      </w:pPr>
-      <w:r>
-        <w:rPr>
-          <w:rFonts w:ascii="Times New Roman" w:hAnsi="Times New Roman" w:cs="Times New Roman"/>
-          <w:sz w:val="28"/>
-          <w:szCs w:val="28"/>
-        </w:rPr>
-        <w:lastRenderedPageBreak/>
-        <w:t xml:space="preserve">       </w:t>
-      </w:r>
-      <w:r>
-        <w:rPr>
-          <w:rFonts w:ascii="Times New Roman" w:hAnsi="Times New Roman" w:cs="Times New Roman"/>
-          <w:sz w:val="28"/>
-          <w:szCs w:val="28"/>
-        </w:rPr>
-        <w:t xml:space="preserve">                                                                                                                                                      </w:t>
+        <w:jc w:val="center"/>
+        <w:rPr>
+          <w:rFonts w:ascii="Times New Roman" w:hAnsi="Times New Roman" w:cs="Times New Roman"/>
+          <w:b/>
+          <w:bCs/>
+          <w:sz w:val="28"/>
+          <w:szCs w:val="28"/>
+        </w:rPr>
+      </w:pPr>
+      <w:r>
+        <w:rPr>
+          <w:rFonts w:ascii="Times New Roman" w:hAnsi="Times New Roman" w:cs="Times New Roman"/>
+          <w:b/>
+          <w:bCs/>
+          <w:sz w:val="28"/>
+          <w:szCs w:val="28"/>
+        </w:rPr>
+        <w:t>The End</w:t>
       </w:r>
     </w:p>
     <w:p>

--- a/Received/one/1, eng I.docx
+++ b/Received/one/1, eng I.docx
@@ -219,7 +219,7 @@
           </mc:Choice>
           <mc:Fallback>
             <w:pict>
-              <v:rect w14:anchorId="6427C1EF" id="Rectangle 1" o:spid="_x0000_s1026" style="position:absolute;margin-left:0;margin-top:.65pt;width:37.75pt;height:46.05pt;z-index:251645952;visibility:visible;mso-wrap-style:square;mso-width-percent:0;mso-height-percent:0;mso-wrap-distance-left:9pt;mso-wrap-distance-top:0;mso-wrap-distance-right:9pt;mso-wrap-distance-bottom:0;mso-position-horizontal:absolute;mso-position-horizontal-relative:margin;mso-position-vertical:absolute;mso-position-vertical-relative:text;mso-width-percent:0;mso-height-percent:0;mso-width-relative:margin;mso-height-relative:margin;v-text-anchor:middle" o:gfxdata="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" stroked="f" strokeweight="2pt">
+              <v:rect w14:anchorId="3D9E30E0" id="Rectangle 1" o:spid="_x0000_s1026" style="position:absolute;margin-left:0;margin-top:.65pt;width:37.75pt;height:46.05pt;z-index:251645952;visibility:visible;mso-wrap-style:square;mso-width-percent:0;mso-height-percent:0;mso-wrap-distance-left:9pt;mso-wrap-distance-top:0;mso-wrap-distance-right:9pt;mso-wrap-distance-bottom:0;mso-position-horizontal:absolute;mso-position-horizontal-relative:margin;mso-position-vertical:absolute;mso-position-vertical-relative:text;mso-width-percent:0;mso-height-percent:0;mso-width-relative:margin;mso-height-relative:margin;v-text-anchor:middle" o:gfxdata="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" stroked="f" strokeweight="2pt">
                 <v:fill r:id="rId6" o:title="" recolor="t" rotate="t" type="frame"/>
                 <w10:wrap anchorx="margin"/>
               </v:rect>
@@ -791,7 +791,7 @@
                 </mc:Choice>
                 <mc:Fallback>
                   <w:pict>
-                    <v:rect w14:anchorId="3ACB2BF3" id="Rectangle 2" o:spid="_x0000_s1026" style="position:absolute;margin-left:427.35pt;margin-top:8.15pt;width:86.25pt;height:34.35pt;z-index:251646976;visibility:visible;mso-wrap-style:square;mso-width-percent:0;mso-height-percent:0;mso-wrap-distance-left:9pt;mso-wrap-distance-top:0;mso-wrap-distance-right:9pt;mso-wrap-distance-bottom:0;mso-position-horizontal:absolute;mso-position-horizontal-relative:text;mso-position-vertical:absolute;mso-position-vertical-relative:text;mso-width-percent:0;mso-height-percent:0;mso-width-relative:page;mso-height-relative:margin;v-text-anchor:middle" o:gfxdata="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" fillcolor="white [3201]" strokecolor="black [3213]" strokeweight="2.25pt">
+                    <v:rect w14:anchorId="7667BBF9" id="Rectangle 2" o:spid="_x0000_s1026" style="position:absolute;margin-left:427.35pt;margin-top:8.15pt;width:86.25pt;height:34.35pt;z-index:251646976;visibility:visible;mso-wrap-style:square;mso-width-percent:0;mso-height-percent:0;mso-wrap-distance-left:9pt;mso-wrap-distance-top:0;mso-wrap-distance-right:9pt;mso-wrap-distance-bottom:0;mso-position-horizontal:absolute;mso-position-horizontal-relative:text;mso-position-vertical:absolute;mso-position-vertical-relative:text;mso-width-percent:0;mso-height-percent:0;mso-width-relative:page;mso-height-relative:margin;v-text-anchor:middle" o:gfxdata="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" fillcolor="white [3201]" strokecolor="black [3213]" strokeweight="2.25pt">
                       <v:path arrowok="t"/>
                     </v:rect>
                   </w:pict>
@@ -1018,6 +1018,16 @@
         </w:rPr>
         <w:t>Q.no 1.  Read the passage and answer the following question</w:t>
       </w:r>
+      <w:r>
+        <w:rPr>
+          <w:rFonts w:ascii="Times New Roman" w:hAnsi="Times New Roman" w:cs="Times New Roman"/>
+          <w:b/>
+          <w:bCs/>
+          <w:sz w:val="28"/>
+          <w:szCs w:val="28"/>
+        </w:rPr>
+        <w:t>s:</w:t>
+      </w:r>
     </w:p>
     <w:p>
       <w:pPr>
@@ -1428,7 +1438,7 @@
           </mc:Choice>
           <mc:Fallback>
             <w:pict>
-              <v:rect w14:anchorId="12A6FBE9" id="Rectangle 1" o:spid="_x0000_s1026" style="position:absolute;margin-left:225.05pt;margin-top:18.55pt;width:51.95pt;height:17.5pt;z-index:251652096;visibility:visible;mso-wrap-style:square;mso-wrap-distance-left:9pt;mso-wrap-distance-top:0;mso-wrap-distance-right:9pt;mso-wrap-distance-bottom:0;mso-position-horizontal:absolute;mso-position-horizontal-relative:text;mso-position-vertical:absolute;mso-position-vertical-relative:text;v-text-anchor:middle" o:gfxdata="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" filled="f" strokecolor="#0a121c [484]" strokeweight=".25pt"/>
+              <v:rect w14:anchorId="49EC65B0" id="Rectangle 1" o:spid="_x0000_s1026" style="position:absolute;margin-left:225.05pt;margin-top:18.55pt;width:51.95pt;height:17.5pt;z-index:251652096;visibility:visible;mso-wrap-style:square;mso-wrap-distance-left:9pt;mso-wrap-distance-top:0;mso-wrap-distance-right:9pt;mso-wrap-distance-bottom:0;mso-position-horizontal:absolute;mso-position-horizontal-relative:text;mso-position-vertical:absolute;mso-position-vertical-relative:text;v-text-anchor:middle" o:gfxdata="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" filled="f" strokecolor="#0a121c [484]" strokeweight=".25pt"/>
             </w:pict>
           </mc:Fallback>
         </mc:AlternateContent>
@@ -1667,7 +1677,7 @@
           </mc:Choice>
           <mc:Fallback>
             <w:pict>
-              <v:rect w14:anchorId="48039D40" id="Rectangle 1" o:spid="_x0000_s1026" style="position:absolute;margin-left:193.2pt;margin-top:3.45pt;width:51.95pt;height:17.5pt;z-index:251656192;visibility:visible;mso-wrap-style:square;mso-wrap-distance-left:9pt;mso-wrap-distance-top:0;mso-wrap-distance-right:9pt;mso-wrap-distance-bottom:0;mso-position-horizontal:absolute;mso-position-horizontal-relative:text;mso-position-vertical:absolute;mso-position-vertical-relative:text;v-text-anchor:middle" o:gfxdata="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" filled="f" strokecolor="#0a121c [484]" strokeweight=".25pt"/>
+              <v:rect w14:anchorId="2C7DC223" id="Rectangle 1" o:spid="_x0000_s1026" style="position:absolute;margin-left:193.2pt;margin-top:3.45pt;width:51.95pt;height:17.5pt;z-index:251656192;visibility:visible;mso-wrap-style:square;mso-wrap-distance-left:9pt;mso-wrap-distance-top:0;mso-wrap-distance-right:9pt;mso-wrap-distance-bottom:0;mso-position-horizontal:absolute;mso-position-horizontal-relative:text;mso-position-vertical:absolute;mso-position-vertical-relative:text;v-text-anchor:middle" o:gfxdata="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" filled="f" strokecolor="#0a121c [484]" strokeweight=".25pt"/>
             </w:pict>
           </mc:Fallback>
         </mc:AlternateContent>
@@ -1740,7 +1750,7 @@
           </mc:Choice>
           <mc:Fallback>
             <w:pict>
-              <v:rect w14:anchorId="6ED12836" id="Rectangle 1" o:spid="_x0000_s1026" style="position:absolute;margin-left:279.85pt;margin-top:17.8pt;width:51.95pt;height:17.55pt;z-index:251659264;visibility:visible;mso-wrap-style:square;mso-wrap-distance-left:9pt;mso-wrap-distance-top:0;mso-wrap-distance-right:9pt;mso-wrap-distance-bottom:0;mso-position-horizontal:absolute;mso-position-horizontal-relative:text;mso-position-vertical:absolute;mso-position-vertical-relative:text;v-text-anchor:middle" o:gfxdata="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" filled="f" strokecolor="#0a121c [484]" strokeweight=".25pt"/>
+              <v:rect w14:anchorId="4255BF9B" id="Rectangle 1" o:spid="_x0000_s1026" style="position:absolute;margin-left:279.85pt;margin-top:17.8pt;width:51.95pt;height:17.55pt;z-index:251659264;visibility:visible;mso-wrap-style:square;mso-wrap-distance-left:9pt;mso-wrap-distance-top:0;mso-wrap-distance-right:9pt;mso-wrap-distance-bottom:0;mso-position-horizontal:absolute;mso-position-horizontal-relative:text;mso-position-vertical:absolute;mso-position-vertical-relative:text;v-text-anchor:middle" o:gfxdata="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" filled="f" strokecolor="#0a121c [484]" strokeweight=".25pt"/>
             </w:pict>
           </mc:Fallback>
         </mc:AlternateContent>
@@ -2051,7 +2061,23 @@
           <w:sz w:val="28"/>
           <w:szCs w:val="28"/>
         </w:rPr>
-        <w:t xml:space="preserve"> neighbor was an ________ man.</w:t>
+        <w:t xml:space="preserve"> neighbo</w:t>
+      </w:r>
+      <w:r>
+        <w:rPr>
+          <w:rFonts w:ascii="Times New Roman" w:hAnsi="Times New Roman" w:cs="Times New Roman"/>
+          <w:sz w:val="28"/>
+          <w:szCs w:val="28"/>
+        </w:rPr>
+        <w:t>u</w:t>
+      </w:r>
+      <w:r>
+        <w:rPr>
+          <w:rFonts w:ascii="Times New Roman" w:hAnsi="Times New Roman" w:cs="Times New Roman"/>
+          <w:sz w:val="28"/>
+          <w:szCs w:val="28"/>
+        </w:rPr>
+        <w:t>r was an ________ man.</w:t>
       </w:r>
     </w:p>
     <w:p>
@@ -2243,7 +2269,7 @@
           </mc:Choice>
           <mc:Fallback>
             <w:pict>
-              <v:rect w14:anchorId="7B4042D0" id="Rectangle 1" o:spid="_x0000_s1026" style="position:absolute;margin-left:165.3pt;margin-top:18.5pt;width:51.95pt;height:17.5pt;z-index:251661312;visibility:visible;mso-wrap-style:square;mso-wrap-distance-left:9pt;mso-wrap-distance-top:0;mso-wrap-distance-right:9pt;mso-wrap-distance-bottom:0;mso-position-horizontal:absolute;mso-position-horizontal-relative:text;mso-position-vertical:absolute;mso-position-vertical-relative:text;v-text-anchor:middle" o:gfxdata="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" filled="f" strokecolor="#0a121c [484]" strokeweight=".25pt"/>
+              <v:rect w14:anchorId="28C9A8B6" id="Rectangle 1" o:spid="_x0000_s1026" style="position:absolute;margin-left:165.3pt;margin-top:18.5pt;width:51.95pt;height:17.5pt;z-index:251661312;visibility:visible;mso-wrap-style:square;mso-wrap-distance-left:9pt;mso-wrap-distance-top:0;mso-wrap-distance-right:9pt;mso-wrap-distance-bottom:0;mso-position-horizontal:absolute;mso-position-horizontal-relative:text;mso-position-vertical:absolute;mso-position-vertical-relative:text;v-text-anchor:middle" o:gfxdata="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" filled="f" strokecolor="#0a121c [484]" strokeweight=".25pt"/>
             </w:pict>
           </mc:Fallback>
         </mc:AlternateContent>
@@ -2407,7 +2433,7 @@
           </mc:Choice>
           <mc:Fallback>
             <w:pict>
-              <v:rect w14:anchorId="17AA8E7C" id="Rectangle 1" o:spid="_x0000_s1026" style="position:absolute;margin-left:240.4pt;margin-top:18.5pt;width:51.95pt;height:17.5pt;z-index:251663360;visibility:visible;mso-wrap-style:square;mso-wrap-distance-left:9pt;mso-wrap-distance-top:0;mso-wrap-distance-right:9pt;mso-wrap-distance-bottom:0;mso-position-horizontal:absolute;mso-position-horizontal-relative:text;mso-position-vertical:absolute;mso-position-vertical-relative:text;v-text-anchor:middle" o:gfxdata="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" filled="f" strokecolor="#0a121c [484]" strokeweight=".25pt"/>
+              <v:rect w14:anchorId="0D61FF9B" id="Rectangle 1" o:spid="_x0000_s1026" style="position:absolute;margin-left:240.4pt;margin-top:18.5pt;width:51.95pt;height:17.5pt;z-index:251663360;visibility:visible;mso-wrap-style:square;mso-wrap-distance-left:9pt;mso-wrap-distance-top:0;mso-wrap-distance-right:9pt;mso-wrap-distance-bottom:0;mso-position-horizontal:absolute;mso-position-horizontal-relative:text;mso-position-vertical:absolute;mso-position-vertical-relative:text;v-text-anchor:middle" o:gfxdata="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" filled="f" strokecolor="#0a121c [484]" strokeweight=".25pt"/>
             </w:pict>
           </mc:Fallback>
         </mc:AlternateContent>
@@ -2515,7 +2541,7 @@
           </mc:Choice>
           <mc:Fallback>
             <w:pict>
-              <v:rect w14:anchorId="18FA2BD5" id="Rectangle 1" o:spid="_x0000_s1026" style="position:absolute;margin-left:194.85pt;margin-top:18.45pt;width:51.95pt;height:17.5pt;z-index:251665408;visibility:visible;mso-wrap-style:square;mso-wrap-distance-left:9pt;mso-wrap-distance-top:0;mso-wrap-distance-right:9pt;mso-wrap-distance-bottom:0;mso-position-horizontal:absolute;mso-position-horizontal-relative:text;mso-position-vertical:absolute;mso-position-vertical-relative:text;v-text-anchor:middle" o:gfxdata="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" filled="f" strokecolor="#0a121c [484]" strokeweight=".25pt"/>
+              <v:rect w14:anchorId="5CDA8E6D" id="Rectangle 1" o:spid="_x0000_s1026" style="position:absolute;margin-left:194.85pt;margin-top:18.45pt;width:51.95pt;height:17.5pt;z-index:251665408;visibility:visible;mso-wrap-style:square;mso-wrap-distance-left:9pt;mso-wrap-distance-top:0;mso-wrap-distance-right:9pt;mso-wrap-distance-bottom:0;mso-position-horizontal:absolute;mso-position-horizontal-relative:text;mso-position-vertical:absolute;mso-position-vertical-relative:text;v-text-anchor:middle" o:gfxdata="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" filled="f" strokecolor="#0a121c [484]" strokeweight=".25pt"/>
             </w:pict>
           </mc:Fallback>
         </mc:AlternateContent>
@@ -2631,7 +2657,7 @@
           </mc:Choice>
           <mc:Fallback>
             <w:pict>
-              <v:rect w14:anchorId="7165EFF2" id="Rectangle 1" o:spid="_x0000_s1026" style="position:absolute;margin-left:291.75pt;margin-top:17.2pt;width:51.95pt;height:17.5pt;z-index:251667456;visibility:visible;mso-wrap-style:square;mso-wrap-distance-left:9pt;mso-wrap-distance-top:0;mso-wrap-distance-right:9pt;mso-wrap-distance-bottom:0;mso-position-horizontal:absolute;mso-position-horizontal-relative:text;mso-position-vertical:absolute;mso-position-vertical-relative:text;v-text-anchor:middle" o:gfxdata="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" filled="f" strokecolor="#0a121c [484]" strokeweight=".25pt"/>
+              <v:rect w14:anchorId="79BCFCA1" id="Rectangle 1" o:spid="_x0000_s1026" style="position:absolute;margin-left:291.75pt;margin-top:17.2pt;width:51.95pt;height:17.5pt;z-index:251667456;visibility:visible;mso-wrap-style:square;mso-wrap-distance-left:9pt;mso-wrap-distance-top:0;mso-wrap-distance-right:9pt;mso-wrap-distance-bottom:0;mso-position-horizontal:absolute;mso-position-horizontal-relative:text;mso-position-vertical:absolute;mso-position-vertical-relative:text;v-text-anchor:middle" o:gfxdata="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" filled="f" strokecolor="#0a121c [484]" strokeweight=".25pt"/>
             </w:pict>
           </mc:Fallback>
         </mc:AlternateContent>
@@ -2731,7 +2757,7 @@
           </mc:Choice>
           <mc:Fallback>
             <w:pict>
-              <v:rect w14:anchorId="5492A4E1" id="Rectangle 1" o:spid="_x0000_s1026" style="position:absolute;margin-left:214.9pt;margin-top:18.5pt;width:51.95pt;height:17.5pt;z-index:251669504;visibility:visible;mso-wrap-style:square;mso-wrap-distance-left:9pt;mso-wrap-distance-top:0;mso-wrap-distance-right:9pt;mso-wrap-distance-bottom:0;mso-position-horizontal:absolute;mso-position-horizontal-relative:text;mso-position-vertical:absolute;mso-position-vertical-relative:text;v-text-anchor:middle" o:gfxdata="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" filled="f" strokecolor="#0a121c [484]" strokeweight=".25pt"/>
+              <v:rect w14:anchorId="0BF3BA6A" id="Rectangle 1" o:spid="_x0000_s1026" style="position:absolute;margin-left:214.9pt;margin-top:18.5pt;width:51.95pt;height:17.5pt;z-index:251669504;visibility:visible;mso-wrap-style:square;mso-wrap-distance-left:9pt;mso-wrap-distance-top:0;mso-wrap-distance-right:9pt;mso-wrap-distance-bottom:0;mso-position-horizontal:absolute;mso-position-horizontal-relative:text;mso-position-vertical:absolute;mso-position-vertical-relative:text;v-text-anchor:middle" o:gfxdata="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" filled="f" strokecolor="#0a121c [484]" strokeweight=".25pt"/>
             </w:pict>
           </mc:Fallback>
         </mc:AlternateContent>
@@ -3328,6 +3354,269 @@
           <w:sz w:val="28"/>
           <w:szCs w:val="28"/>
         </w:rPr>
+        <w:t xml:space="preserve"> ____________________________________________________________</w:t>
+      </w:r>
+    </w:p>
+    <w:p>
+      <w:pPr>
+        <w:suppressLineNumbers/>
+        <w:spacing w:after="0" w:line="360" w:lineRule="auto"/>
+        <w:rPr>
+          <w:rFonts w:ascii="Times New Roman" w:hAnsi="Times New Roman" w:cs="Times New Roman"/>
+          <w:sz w:val="28"/>
+          <w:szCs w:val="28"/>
+        </w:rPr>
+      </w:pPr>
+      <w:r>
+        <w:rPr>
+          <w:rFonts w:ascii="Times New Roman" w:hAnsi="Times New Roman" w:cs="Times New Roman"/>
+          <w:sz w:val="28"/>
+          <w:szCs w:val="28"/>
+        </w:rPr>
+        <w:t xml:space="preserve">             Computer –</w:t>
+      </w:r>
+      <w:r>
+        <w:rPr>
+          <w:rFonts w:ascii="Times New Roman" w:hAnsi="Times New Roman" w:cs="Times New Roman"/>
+          <w:sz w:val="28"/>
+          <w:szCs w:val="28"/>
+        </w:rPr>
+        <w:t xml:space="preserve"> __________________________________________________________</w:t>
+      </w:r>
+    </w:p>
+    <w:p>
+      <w:pPr>
+        <w:suppressLineNumbers/>
+        <w:spacing w:after="0" w:line="360" w:lineRule="auto"/>
+        <w:rPr>
+          <w:rFonts w:ascii="Times New Roman" w:hAnsi="Times New Roman" w:cs="Times New Roman"/>
+          <w:sz w:val="28"/>
+          <w:szCs w:val="28"/>
+        </w:rPr>
+      </w:pPr>
+      <w:r>
+        <w:rPr>
+          <w:rFonts w:ascii="Times New Roman" w:hAnsi="Times New Roman" w:cs="Times New Roman"/>
+          <w:sz w:val="28"/>
+          <w:szCs w:val="28"/>
+        </w:rPr>
+        <w:t xml:space="preserve">             Cook –</w:t>
+      </w:r>
+      <w:r>
+        <w:rPr>
+          <w:rFonts w:ascii="Times New Roman" w:hAnsi="Times New Roman" w:cs="Times New Roman"/>
+          <w:sz w:val="28"/>
+          <w:szCs w:val="28"/>
+        </w:rPr>
+        <w:t xml:space="preserve"> _____________________________________________________________</w:t>
+      </w:r>
+    </w:p>
+    <w:p>
+      <w:pPr>
+        <w:suppressLineNumbers/>
+        <w:spacing w:after="0" w:line="360" w:lineRule="auto"/>
+        <w:rPr>
+          <w:rFonts w:ascii="Times New Roman" w:hAnsi="Times New Roman" w:cs="Times New Roman"/>
+          <w:b/>
+          <w:bCs/>
+          <w:sz w:val="28"/>
+          <w:szCs w:val="28"/>
+        </w:rPr>
+      </w:pPr>
+      <w:r>
+        <w:rPr>
+          <w:rFonts w:ascii="Times New Roman" w:hAnsi="Times New Roman" w:cs="Times New Roman"/>
+          <w:b/>
+          <w:bCs/>
+          <w:sz w:val="28"/>
+          <w:szCs w:val="28"/>
+        </w:rPr>
+        <w:t xml:space="preserve">Q.no 7. Make words.                                                  </w:t>
+      </w:r>
+      <w:r>
+        <w:rPr>
+          <w:rFonts w:ascii="Times New Roman" w:hAnsi="Times New Roman" w:cs="Times New Roman"/>
+          <w:b/>
+          <w:bCs/>
+          <w:sz w:val="28"/>
+          <w:szCs w:val="28"/>
+        </w:rPr>
+        <w:t xml:space="preserve">                          </w:t>
+      </w:r>
+      <w:r>
+        <w:rPr>
+          <w:rFonts w:ascii="Times New Roman" w:hAnsi="Times New Roman" w:cs="Times New Roman"/>
+          <w:b/>
+          <w:bCs/>
+          <w:sz w:val="28"/>
+          <w:szCs w:val="28"/>
+        </w:rPr>
+        <w:t xml:space="preserve">    </w:t>
+      </w:r>
+      <w:r>
+        <w:rPr>
+          <w:rFonts w:ascii="Times New Roman" w:hAnsi="Times New Roman" w:cs="Times New Roman"/>
+          <w:b/>
+          <w:bCs/>
+          <w:sz w:val="28"/>
+          <w:szCs w:val="28"/>
+        </w:rPr>
+        <w:tab/>
+      </w:r>
+      <w:r>
+        <w:rPr>
+          <w:rFonts w:ascii="Times New Roman" w:hAnsi="Times New Roman" w:cs="Times New Roman"/>
+          <w:b/>
+          <w:bCs/>
+          <w:sz w:val="28"/>
+          <w:szCs w:val="28"/>
+        </w:rPr>
+        <w:tab/>
+      </w:r>
+      <w:r>
+        <w:rPr>
+          <w:rFonts w:ascii="Times New Roman" w:hAnsi="Times New Roman" w:cs="Times New Roman"/>
+          <w:b/>
+          <w:bCs/>
+          <w:sz w:val="28"/>
+          <w:szCs w:val="28"/>
+        </w:rPr>
+        <w:tab/>
+      </w:r>
+      <w:r>
+        <w:rPr>
+          <w:rFonts w:ascii="Times New Roman" w:hAnsi="Times New Roman" w:cs="Times New Roman"/>
+          <w:b/>
+          <w:bCs/>
+          <w:sz w:val="28"/>
+          <w:szCs w:val="28"/>
+        </w:rPr>
+        <w:t>[4]</w:t>
+      </w:r>
+    </w:p>
+    <w:p>
+      <w:pPr>
+        <w:suppressLineNumbers/>
+        <w:spacing w:after="0" w:line="360" w:lineRule="auto"/>
+        <w:rPr>
+          <w:rFonts w:ascii="Times New Roman" w:hAnsi="Times New Roman" w:cs="Times New Roman"/>
+          <w:sz w:val="28"/>
+          <w:szCs w:val="28"/>
+        </w:rPr>
+      </w:pPr>
+      <w:r>
+        <w:rPr>
+          <w:rFonts w:ascii="Times New Roman" w:hAnsi="Times New Roman" w:cs="Times New Roman"/>
+          <w:sz w:val="28"/>
+          <w:szCs w:val="28"/>
+        </w:rPr>
+        <w:t xml:space="preserve">             e</w:t>
+      </w:r>
+      <w:r>
+        <w:rPr>
+          <w:rFonts w:ascii="Times New Roman" w:hAnsi="Times New Roman" w:cs="Times New Roman"/>
+          <w:sz w:val="28"/>
+          <w:szCs w:val="28"/>
+        </w:rPr>
+        <w:t xml:space="preserve">por - </w:t>
+      </w:r>
+      <w:r>
+        <w:rPr>
+          <w:rFonts w:ascii="Times New Roman" w:hAnsi="Times New Roman" w:cs="Times New Roman"/>
+          <w:sz w:val="28"/>
+          <w:szCs w:val="28"/>
+        </w:rPr>
+        <w:t>_____________</w:t>
+      </w:r>
+      <w:r>
+        <w:rPr>
+          <w:rFonts w:ascii="Times New Roman" w:hAnsi="Times New Roman" w:cs="Times New Roman"/>
+          <w:sz w:val="28"/>
+          <w:szCs w:val="28"/>
+        </w:rPr>
+        <w:t xml:space="preserve">               </w:t>
+      </w:r>
+      <w:r>
+        <w:rPr>
+          <w:rFonts w:ascii="Times New Roman" w:hAnsi="Times New Roman" w:cs="Times New Roman"/>
+          <w:sz w:val="28"/>
+          <w:szCs w:val="28"/>
+        </w:rPr>
+        <w:t xml:space="preserve">                               a</w:t>
+      </w:r>
+      <w:r>
+        <w:rPr>
+          <w:rFonts w:ascii="Times New Roman" w:hAnsi="Times New Roman" w:cs="Times New Roman"/>
+          <w:sz w:val="28"/>
+          <w:szCs w:val="28"/>
+        </w:rPr>
+        <w:t>chte –</w:t>
+      </w:r>
+      <w:r>
+        <w:rPr>
+          <w:rFonts w:ascii="Times New Roman" w:hAnsi="Times New Roman" w:cs="Times New Roman"/>
+          <w:sz w:val="28"/>
+          <w:szCs w:val="28"/>
+        </w:rPr>
+        <w:t xml:space="preserve"> _____________</w:t>
+      </w:r>
+      <w:r>
+        <w:rPr>
+          <w:rFonts w:ascii="Times New Roman" w:hAnsi="Times New Roman" w:cs="Times New Roman"/>
+          <w:sz w:val="28"/>
+          <w:szCs w:val="28"/>
+        </w:rPr>
+        <w:t xml:space="preserve">                                              </w:t>
+      </w:r>
+    </w:p>
+    <w:p>
+      <w:pPr>
+        <w:suppressLineNumbers/>
+        <w:spacing w:after="0" w:line="360" w:lineRule="auto"/>
+        <w:rPr>
+          <w:rFonts w:ascii="Times New Roman" w:hAnsi="Times New Roman" w:cs="Times New Roman"/>
+          <w:sz w:val="28"/>
+          <w:szCs w:val="28"/>
+        </w:rPr>
+      </w:pPr>
+      <w:r>
+        <w:rPr>
+          <w:rFonts w:ascii="Times New Roman" w:hAnsi="Times New Roman" w:cs="Times New Roman"/>
+          <w:sz w:val="28"/>
+          <w:szCs w:val="28"/>
+        </w:rPr>
+        <w:t xml:space="preserve">             r</w:t>
+      </w:r>
+      <w:r>
+        <w:rPr>
+          <w:rFonts w:ascii="Times New Roman" w:hAnsi="Times New Roman" w:cs="Times New Roman"/>
+          <w:sz w:val="28"/>
+          <w:szCs w:val="28"/>
+        </w:rPr>
+        <w:t>ubsh -</w:t>
+      </w:r>
+      <w:r>
+        <w:rPr>
+          <w:rFonts w:ascii="Times New Roman" w:hAnsi="Times New Roman" w:cs="Times New Roman"/>
+          <w:sz w:val="28"/>
+          <w:szCs w:val="28"/>
+        </w:rPr>
+        <w:t xml:space="preserve"> _____________</w:t>
+      </w:r>
+      <w:r>
+        <w:rPr>
+          <w:rFonts w:ascii="Times New Roman" w:hAnsi="Times New Roman" w:cs="Times New Roman"/>
+          <w:sz w:val="28"/>
+          <w:szCs w:val="28"/>
+        </w:rPr>
+        <w:t xml:space="preserve">         </w:t>
+      </w:r>
+      <w:r>
+        <w:rPr>
+          <w:rFonts w:ascii="Times New Roman" w:hAnsi="Times New Roman" w:cs="Times New Roman"/>
+          <w:sz w:val="28"/>
+          <w:szCs w:val="28"/>
+        </w:rPr>
         <w:t xml:space="preserve"> </w:t>
       </w:r>
       <w:r>
@@ -3336,317 +3625,6 @@
           <w:sz w:val="28"/>
           <w:szCs w:val="28"/>
         </w:rPr>
-        <w:t>____________________________________________________________</w:t>
-      </w:r>
-    </w:p>
-    <w:p>
-      <w:pPr>
-        <w:suppressLineNumbers/>
-        <w:spacing w:after="0" w:line="360" w:lineRule="auto"/>
-        <w:rPr>
-          <w:rFonts w:ascii="Times New Roman" w:hAnsi="Times New Roman" w:cs="Times New Roman"/>
-          <w:sz w:val="28"/>
-          <w:szCs w:val="28"/>
-        </w:rPr>
-      </w:pPr>
-      <w:r>
-        <w:rPr>
-          <w:rFonts w:ascii="Times New Roman" w:hAnsi="Times New Roman" w:cs="Times New Roman"/>
-          <w:sz w:val="28"/>
-          <w:szCs w:val="28"/>
-        </w:rPr>
-        <w:t xml:space="preserve">             Computer –</w:t>
-      </w:r>
-      <w:r>
-        <w:rPr>
-          <w:rFonts w:ascii="Times New Roman" w:hAnsi="Times New Roman" w:cs="Times New Roman"/>
-          <w:sz w:val="28"/>
-          <w:szCs w:val="28"/>
-        </w:rPr>
-        <w:t xml:space="preserve"> </w:t>
-      </w:r>
-      <w:r>
-        <w:rPr>
-          <w:rFonts w:ascii="Times New Roman" w:hAnsi="Times New Roman" w:cs="Times New Roman"/>
-          <w:sz w:val="28"/>
-          <w:szCs w:val="28"/>
-        </w:rPr>
-        <w:t>__________________________________________________________</w:t>
-      </w:r>
-    </w:p>
-    <w:p>
-      <w:pPr>
-        <w:suppressLineNumbers/>
-        <w:spacing w:after="0" w:line="360" w:lineRule="auto"/>
-        <w:rPr>
-          <w:rFonts w:ascii="Times New Roman" w:hAnsi="Times New Roman" w:cs="Times New Roman"/>
-          <w:sz w:val="28"/>
-          <w:szCs w:val="28"/>
-        </w:rPr>
-      </w:pPr>
-      <w:r>
-        <w:rPr>
-          <w:rFonts w:ascii="Times New Roman" w:hAnsi="Times New Roman" w:cs="Times New Roman"/>
-          <w:sz w:val="28"/>
-          <w:szCs w:val="28"/>
-        </w:rPr>
-        <w:t xml:space="preserve">             Cook –</w:t>
-      </w:r>
-      <w:r>
-        <w:rPr>
-          <w:rFonts w:ascii="Times New Roman" w:hAnsi="Times New Roman" w:cs="Times New Roman"/>
-          <w:sz w:val="28"/>
-          <w:szCs w:val="28"/>
-        </w:rPr>
-        <w:t xml:space="preserve"> </w:t>
-      </w:r>
-      <w:r>
-        <w:rPr>
-          <w:rFonts w:ascii="Times New Roman" w:hAnsi="Times New Roman" w:cs="Times New Roman"/>
-          <w:sz w:val="28"/>
-          <w:szCs w:val="28"/>
-        </w:rPr>
-        <w:t>____________________________________________________________</w:t>
-      </w:r>
-      <w:r>
-        <w:rPr>
-          <w:rFonts w:ascii="Times New Roman" w:hAnsi="Times New Roman" w:cs="Times New Roman"/>
-          <w:sz w:val="28"/>
-          <w:szCs w:val="28"/>
-        </w:rPr>
-        <w:t>_</w:t>
-      </w:r>
-    </w:p>
-    <w:p>
-      <w:pPr>
-        <w:suppressLineNumbers/>
-        <w:spacing w:after="0" w:line="360" w:lineRule="auto"/>
-        <w:rPr>
-          <w:rFonts w:ascii="Times New Roman" w:hAnsi="Times New Roman" w:cs="Times New Roman"/>
-          <w:b/>
-          <w:bCs/>
-          <w:sz w:val="28"/>
-          <w:szCs w:val="28"/>
-        </w:rPr>
-      </w:pPr>
-      <w:r>
-        <w:rPr>
-          <w:rFonts w:ascii="Times New Roman" w:hAnsi="Times New Roman" w:cs="Times New Roman"/>
-          <w:b/>
-          <w:bCs/>
-          <w:sz w:val="28"/>
-          <w:szCs w:val="28"/>
-        </w:rPr>
-        <w:t xml:space="preserve">Q.no 7. Make words.                                                  </w:t>
-      </w:r>
-      <w:r>
-        <w:rPr>
-          <w:rFonts w:ascii="Times New Roman" w:hAnsi="Times New Roman" w:cs="Times New Roman"/>
-          <w:b/>
-          <w:bCs/>
-          <w:sz w:val="28"/>
-          <w:szCs w:val="28"/>
-        </w:rPr>
-        <w:t xml:space="preserve">                          </w:t>
-      </w:r>
-      <w:r>
-        <w:rPr>
-          <w:rFonts w:ascii="Times New Roman" w:hAnsi="Times New Roman" w:cs="Times New Roman"/>
-          <w:b/>
-          <w:bCs/>
-          <w:sz w:val="28"/>
-          <w:szCs w:val="28"/>
-        </w:rPr>
-        <w:t xml:space="preserve">    </w:t>
-      </w:r>
-      <w:r>
-        <w:rPr>
-          <w:rFonts w:ascii="Times New Roman" w:hAnsi="Times New Roman" w:cs="Times New Roman"/>
-          <w:b/>
-          <w:bCs/>
-          <w:sz w:val="28"/>
-          <w:szCs w:val="28"/>
-        </w:rPr>
-        <w:tab/>
-      </w:r>
-      <w:r>
-        <w:rPr>
-          <w:rFonts w:ascii="Times New Roman" w:hAnsi="Times New Roman" w:cs="Times New Roman"/>
-          <w:b/>
-          <w:bCs/>
-          <w:sz w:val="28"/>
-          <w:szCs w:val="28"/>
-        </w:rPr>
-        <w:tab/>
-      </w:r>
-      <w:r>
-        <w:rPr>
-          <w:rFonts w:ascii="Times New Roman" w:hAnsi="Times New Roman" w:cs="Times New Roman"/>
-          <w:b/>
-          <w:bCs/>
-          <w:sz w:val="28"/>
-          <w:szCs w:val="28"/>
-        </w:rPr>
-        <w:tab/>
-      </w:r>
-      <w:r>
-        <w:rPr>
-          <w:rFonts w:ascii="Times New Roman" w:hAnsi="Times New Roman" w:cs="Times New Roman"/>
-          <w:b/>
-          <w:bCs/>
-          <w:sz w:val="28"/>
-          <w:szCs w:val="28"/>
-        </w:rPr>
-        <w:t>[4]</w:t>
-      </w:r>
-    </w:p>
-    <w:p>
-      <w:pPr>
-        <w:suppressLineNumbers/>
-        <w:spacing w:after="0" w:line="360" w:lineRule="auto"/>
-        <w:rPr>
-          <w:rFonts w:ascii="Times New Roman" w:hAnsi="Times New Roman" w:cs="Times New Roman"/>
-          <w:sz w:val="28"/>
-          <w:szCs w:val="28"/>
-        </w:rPr>
-      </w:pPr>
-      <w:r>
-        <w:rPr>
-          <w:rFonts w:ascii="Times New Roman" w:hAnsi="Times New Roman" w:cs="Times New Roman"/>
-          <w:sz w:val="28"/>
-          <w:szCs w:val="28"/>
-        </w:rPr>
-        <w:t xml:space="preserve">             e</w:t>
-      </w:r>
-      <w:r>
-        <w:rPr>
-          <w:rFonts w:ascii="Times New Roman" w:hAnsi="Times New Roman" w:cs="Times New Roman"/>
-          <w:sz w:val="28"/>
-          <w:szCs w:val="28"/>
-        </w:rPr>
-        <w:t xml:space="preserve">por - </w:t>
-      </w:r>
-      <w:r>
-        <w:rPr>
-          <w:rFonts w:ascii="Times New Roman" w:hAnsi="Times New Roman" w:cs="Times New Roman"/>
-          <w:sz w:val="28"/>
-          <w:szCs w:val="28"/>
-        </w:rPr>
-        <w:t>_____________</w:t>
-      </w:r>
-      <w:r>
-        <w:rPr>
-          <w:rFonts w:ascii="Times New Roman" w:hAnsi="Times New Roman" w:cs="Times New Roman"/>
-          <w:sz w:val="28"/>
-          <w:szCs w:val="28"/>
-        </w:rPr>
-        <w:t xml:space="preserve">               </w:t>
-      </w:r>
-      <w:r>
-        <w:rPr>
-          <w:rFonts w:ascii="Times New Roman" w:hAnsi="Times New Roman" w:cs="Times New Roman"/>
-          <w:sz w:val="28"/>
-          <w:szCs w:val="28"/>
-        </w:rPr>
-        <w:t xml:space="preserve">                               a</w:t>
-      </w:r>
-      <w:r>
-        <w:rPr>
-          <w:rFonts w:ascii="Times New Roman" w:hAnsi="Times New Roman" w:cs="Times New Roman"/>
-          <w:sz w:val="28"/>
-          <w:szCs w:val="28"/>
-        </w:rPr>
-        <w:t>chte –</w:t>
-      </w:r>
-      <w:r>
-        <w:rPr>
-          <w:rFonts w:ascii="Times New Roman" w:hAnsi="Times New Roman" w:cs="Times New Roman"/>
-          <w:sz w:val="28"/>
-          <w:szCs w:val="28"/>
-        </w:rPr>
-        <w:t xml:space="preserve"> </w:t>
-      </w:r>
-      <w:r>
-        <w:rPr>
-          <w:rFonts w:ascii="Times New Roman" w:hAnsi="Times New Roman" w:cs="Times New Roman"/>
-          <w:sz w:val="28"/>
-          <w:szCs w:val="28"/>
-        </w:rPr>
-        <w:t>_____________</w:t>
-      </w:r>
-      <w:r>
-        <w:rPr>
-          <w:rFonts w:ascii="Times New Roman" w:hAnsi="Times New Roman" w:cs="Times New Roman"/>
-          <w:sz w:val="28"/>
-          <w:szCs w:val="28"/>
-        </w:rPr>
-        <w:t xml:space="preserve">                                              </w:t>
-      </w:r>
-    </w:p>
-    <w:p>
-      <w:pPr>
-        <w:suppressLineNumbers/>
-        <w:spacing w:after="0" w:line="360" w:lineRule="auto"/>
-        <w:rPr>
-          <w:rFonts w:ascii="Times New Roman" w:hAnsi="Times New Roman" w:cs="Times New Roman"/>
-          <w:sz w:val="28"/>
-          <w:szCs w:val="28"/>
-        </w:rPr>
-      </w:pPr>
-      <w:r>
-        <w:rPr>
-          <w:rFonts w:ascii="Times New Roman" w:hAnsi="Times New Roman" w:cs="Times New Roman"/>
-          <w:sz w:val="28"/>
-          <w:szCs w:val="28"/>
-        </w:rPr>
-        <w:t xml:space="preserve">             r</w:t>
-      </w:r>
-      <w:r>
-        <w:rPr>
-          <w:rFonts w:ascii="Times New Roman" w:hAnsi="Times New Roman" w:cs="Times New Roman"/>
-          <w:sz w:val="28"/>
-          <w:szCs w:val="28"/>
-        </w:rPr>
-        <w:t>ubsh -</w:t>
-      </w:r>
-      <w:r>
-        <w:rPr>
-          <w:rFonts w:ascii="Times New Roman" w:hAnsi="Times New Roman" w:cs="Times New Roman"/>
-          <w:sz w:val="28"/>
-          <w:szCs w:val="28"/>
-        </w:rPr>
-        <w:t xml:space="preserve"> </w:t>
-      </w:r>
-      <w:r>
-        <w:rPr>
-          <w:rFonts w:ascii="Times New Roman" w:hAnsi="Times New Roman" w:cs="Times New Roman"/>
-          <w:sz w:val="28"/>
-          <w:szCs w:val="28"/>
-        </w:rPr>
-        <w:t>_____________</w:t>
-      </w:r>
-      <w:r>
-        <w:rPr>
-          <w:rFonts w:ascii="Times New Roman" w:hAnsi="Times New Roman" w:cs="Times New Roman"/>
-          <w:sz w:val="28"/>
-          <w:szCs w:val="28"/>
-        </w:rPr>
-        <w:t xml:space="preserve">         </w:t>
-      </w:r>
-      <w:r>
-        <w:rPr>
-          <w:rFonts w:ascii="Times New Roman" w:hAnsi="Times New Roman" w:cs="Times New Roman"/>
-          <w:sz w:val="28"/>
-          <w:szCs w:val="28"/>
-        </w:rPr>
-        <w:t xml:space="preserve"> </w:t>
-      </w:r>
-      <w:r>
-        <w:rPr>
-          <w:rFonts w:ascii="Times New Roman" w:hAnsi="Times New Roman" w:cs="Times New Roman"/>
-          <w:sz w:val="28"/>
-          <w:szCs w:val="28"/>
-        </w:rPr>
         <w:t xml:space="preserve">     </w:t>
       </w:r>
       <w:r>
@@ -3671,15 +3649,7 @@
           <w:sz w:val="28"/>
           <w:szCs w:val="28"/>
         </w:rPr>
-        <w:t xml:space="preserve"> </w:t>
-      </w:r>
-      <w:r>
-        <w:rPr>
-          <w:rFonts w:ascii="Times New Roman" w:hAnsi="Times New Roman" w:cs="Times New Roman"/>
-          <w:sz w:val="28"/>
-          <w:szCs w:val="28"/>
-        </w:rPr>
-        <w:t>_____________</w:t>
+        <w:t xml:space="preserve"> _____________</w:t>
       </w:r>
       <w:r>
         <w:rPr>
